--- a/practice_2d/luxu-real-estate/luxu-real-estate/Documentacion_Proyecto_Base_de_Datos.docx
+++ b/practice_2d/luxu-real-estate/luxu-real-estate/Documentacion_Proyecto_Base_de_Datos.docx
@@ -24,7 +24,7 @@
           <w:color w:val="19322F"/>
           <w:sz w:val="40"/>
         </w:rPr>
-        <w:t>DOCUMENTACIÓN FINAL DE PROYECTO DE BASE DE DATOS</w:t>
+        <w:t>DOCUMENTACIÓN OFICIAL DEL PROYECTO DE BASE DE DATOS</w:t>
         <w:br/>
       </w:r>
       <w:r>
@@ -33,8 +33,6 @@
           <w:sz w:val="28"/>
         </w:rPr>
         <w:t>Plataforma Inmobiliaria de Lujo Luxu Real Estate</w:t>
-        <w:br/>
-        <w:t>(PostgreSQL + MongoDB + Redis + Next.js 16)</w:t>
         <w:br/>
         <w:br/>
         <w:br/>
@@ -48,7 +46,6 @@
       <w:r>
         <w:rPr>
           <w:b/>
-          <w:color w:val="19322F"/>
           <w:sz w:val="22"/>
         </w:rPr>
         <w:br/>
@@ -62,7 +59,7 @@
         <w:br/>
         <w:t xml:space="preserve">    SEMESTRE: 2026-I</w:t>
         <w:br/>
-        <w:t xml:space="preserve">    FECHA DE ENTREGA: 22 de Julio de 2026</w:t>
+        <w:t xml:space="preserve">    FECHA DE ENTREGA: 23 de Julio de 2026</w:t>
         <w:br/>
         <w:t xml:space="preserve">    PUNTAJE OBJETIVO: 100 / 100 Puntos</w:t>
         <w:br/>
@@ -77,7 +74,7 @@
     <w:p>
       <w:pPr>
         <w:pStyle w:val="Heading1"/>
-        <w:spacing w:before="240" w:after="120"/>
+        <w:spacing w:before="280" w:after="120"/>
       </w:pPr>
       <w:r>
         <w:rPr>
@@ -91,100 +88,79 @@
     <w:p>
       <w:pPr>
         <w:pStyle w:val="Heading2"/>
-        <w:spacing w:before="240" w:after="120"/>
+        <w:spacing w:before="280" w:after="120"/>
       </w:pPr>
       <w:r>
         <w:rPr>
           <w:b/>
           <w:color w:val="19322F"/>
-          <w:sz w:val="28"/>
+          <w:sz w:val="26"/>
         </w:rPr>
-        <w:t>1. Descripción del Problema (3 pts.)</w:t>
+        <w:t>Descripción del Problema (3 pts.)</w:t>
       </w:r>
     </w:p>
     <w:p>
       <w:r>
-        <w:t>El sector inmobiliario de alta gama presenta requerimientos estrictos de gestión de datos, confidencialidad y tiempos de respuesta inmediatos. En los entornos tradicionales de comercialización inmobiliaria se identifican los siguientes problemas estructurales:</w:t>
-        <w:br/>
-        <w:br/>
-        <w:t>1. Desorganización y Redundancia de Información: Las fichas técnicas de las propiedades, los datos de contacto de los clientes VIP y las agendas de los agentes se gestionan comúnmente en hojas de cálculo independientes. Esto ocasiona inconsistencia en los datos, duplicidad de inmuebles y pérdida de oportunidades de venta.</w:t>
-        <w:br/>
-        <w:t>2. Ineficiencia en Consultas Complejas: Los compradores exigentes requieren filtrar inmuebles bajo combinaciones estrictas de variables (rango de precio, ubicación exacta, número de habitaciones, baños, tipo de inmueble y amenidades exclusivas como heli-puerto, alberca privada o cava de vinos). Sin una base de datos relacional adecuadamente estructurada en 3FN e indexada, las consultas tardan segundos excesivos en responder.</w:t>
-        <w:br/>
-        <w:t>3. Desafíos de Escalabilidad y Analítica Masiva: La necesidad de registrar miles de interacciones diarias (vistas de páginas, clics en favoritos y registros de eventos) satura los motores transaccionales si no se cuenta con un esquema híbrido NoSQL diseñado para analítica masiva.</w:t>
-        <w:br/>
-        <w:t>4. Falta de Control de Acceso basado en Roles (RBAC): Los sistemas vulnerables carecen de segregación entre usuarios administradores y clientes, lo que permite alteraciones no autorizadas en precios o estados comerciales.</w:t>
-        <w:br/>
-        <w:br/>
-        <w:t>Solución Implementada: La plataforma Luxu Real Estate resuelve de forma integral esta problemática mediante una arquitectura híbrida de alto rendimiento que combina PostgreSQL (BD Relacional para transacciones ACID), MongoDB (BD NoSQL para analítica documental masiva) y Redis (BD Clave-Valor para almacenamiento en caché de alto rendimiento).</w:t>
+        <w:t>El sector inmobiliario comercial de alta gama presenta problemas estructurales al gestionar su información. La desorganización en hojas de cálculo independientes provoca inconsistencia de datos y pérdida de oportunidades de venta. Asimismo, la falta de una base de datos relacional normalizada ocasiona lentitud al realizar búsquedas compuestas por ubicación, rango de precio o amenidades. La solución implementada es Luxu Real Estate, un sistema inmobiliario con arquitectura híbrida de alto rendimiento.</w:t>
       </w:r>
     </w:p>
     <w:p>
       <w:pPr>
         <w:pStyle w:val="Heading2"/>
-        <w:spacing w:before="240" w:after="120"/>
+        <w:spacing w:before="280" w:after="120"/>
       </w:pPr>
       <w:r>
         <w:rPr>
           <w:b/>
           <w:color w:val="19322F"/>
-          <w:sz w:val="28"/>
+          <w:sz w:val="26"/>
         </w:rPr>
-        <w:t>2. Alcance del Proyecto (4 pts.)</w:t>
+        <w:t>Alcance del Proyecto: Catálogos y Módulos (4 pts.)</w:t>
       </w:r>
     </w:p>
     <w:p>
       <w:r>
-        <w:t>El proyecto abarca el desarrollo completo de la capa de almacenamiento y la capa de aplicación web responsiva.</w:t>
+        <w:t>El proyecto abarca los siguientes catálogos funcionales con operaciones completas de Agregar (Create), Consultar/Filtrar (Read), Modificar (Update) y Eliminar (Delete):</w:t>
+        <w:br/>
+        <w:t>- Catálogo de Propiedades: Registro de inmuebles, estado comercial, precios y amenidades.</w:t>
+        <w:br/>
+        <w:t>- Catálogo de Perfiles y Usuarios: Gestión de cuentas de usuario.</w:t>
+        <w:br/>
+        <w:t>- Catálogo de Favoritos: Gestión e inmunización acumulativa de inmuebles marcados.</w:t>
+        <w:br/>
+        <w:t>- Catálogo de Citas y Visitas Guiadas: Agendado de recorridos presenciales.</w:t>
         <w:br/>
         <w:br/>
-        <w:t>A. Catálogos con Operaciones CRUD y Búsquedas:</w:t>
+        <w:t>Módulos Especializados:</w:t>
         <w:br/>
-        <w:t>- Catálogo de Propiedades: Operaciones completas de Agregar (Create), Consultar y Filtrar (Read), Editar datos técnicos/precios (Update) y Borrar inmuebles (Delete). Incluye búsqueda inteligente por términos clave.</w:t>
+        <w:t>- Módulo de Control de Acceso basado en Roles (RBAC): Filtrado dinámico de navegación para roles Admin y Cliente.</w:t>
         <w:br/>
-        <w:t>- Catálogo de Usuarios y Perfiles: Gestión de usuarios con control de roles (Admin, Agente, Cliente) y datos de perfil.</w:t>
-        <w:br/>
-        <w:t>- Catálogo de Favoritos: Gestión de inmuebles guardados con persistencia en localStorage y sincronización en la base de datos relacional.</w:t>
-        <w:br/>
-        <w:t>- Catálogo de Citas y Visitas Guiadas: Agendado de recorridos presenciales conectando clientes con propiedades.</w:t>
-        <w:br/>
-        <w:br/>
-        <w:t>B. Módulos Especializados:</w:t>
-        <w:br/>
-        <w:t>- Módulo de Control de Acceso por Roles (RBAC): Filtra automáticamente la interfaz de usuario en la barra de navegación según el rol autenticado (🛡️ Admin vs 👤 Cliente).</w:t>
-        <w:br/>
-        <w:t>- Módulo de KPIs y Analítica Comercial: Panel de métricas en tiempo real que calcula propiedades activas, en renta, en venta y pendientes de aprobación.</w:t>
+        <w:t>- Módulo de Métricas y KPIs: Cálculo en tiempo real de propiedades activas, en renta y valor comercial total.</w:t>
       </w:r>
     </w:p>
     <w:p>
       <w:pPr>
         <w:pStyle w:val="Heading2"/>
-        <w:spacing w:before="240" w:after="120"/>
+        <w:spacing w:before="280" w:after="120"/>
       </w:pPr>
       <w:r>
         <w:rPr>
           <w:b/>
           <w:color w:val="19322F"/>
-          <w:sz w:val="28"/>
+          <w:sz w:val="26"/>
         </w:rPr>
-        <w:t>3. Modelo de Base de Datos Relacional y Normalización (1FN, 2FN, 3FN) (5 pts.)</w:t>
+        <w:t>Modelo de Base de Datos Relacional y Normalización (1FN, 2FN, 3FN) (5 pts.)</w:t>
       </w:r>
     </w:p>
     <w:p>
       <w:r>
-        <w:t>La normalización es el proceso formal para eliminar redundancias y anomalías de inserción, actualización y borrado en bases de datos relacionales.</w:t>
+        <w:t>La normalización es el proceso formal para eliminar redundancias y anomalías en bases de datos relacionales:</w:t>
         <w:br/>
+        <w:t>- 1FN: Requiere atomicidad en todos los atributos y presencia de clave primaria.</w:t>
         <w:br/>
-        <w:t>Fundamentos Teóricos:</w:t>
+        <w:t>- 2FN: Exige 1FN y la eliminación de dependencias parciales de la clave primaria.</w:t>
         <w:br/>
-        <w:t>- Primera Forma Normal (1FN): Requiere que los atributos sean atómicos (sin valores compuestos ni repetidos) y que exista una clave primaria única.</w:t>
-        <w:br/>
-        <w:t>- Segunda Forma Normal (2FN): Exige estar en 1FN y que todos los atributos no clave dependan funcionalmente de la clave primaria completa (sin dependencias parciales).</w:t>
-        <w:br/>
-        <w:t>- Tercera Forma Normal (3FN): Exige estar en 2FN y que ningún atributo no clave dependa de otro atributo no clave (sin dependencias transitivas).</w:t>
-        <w:br/>
-        <w:br/>
-        <w:t>Proceso de Aplicación Paso a Paso en Luxu Real Estate:</w:t>
+        <w:t>- 3FN: Exige 2FN y la eliminación de dependencias transitivas entre atributos no clave.</w:t>
       </w:r>
     </w:p>
     <w:tbl>
@@ -225,7 +201,7 @@
                 <w:b/>
                 <w:color w:val="FFFFFF"/>
               </w:rPr>
-              <w:t>Estructura de la Tabla</w:t>
+              <w:t>Estructura de Tabla</w:t>
             </w:r>
           </w:p>
         </w:tc>
@@ -240,7 +216,7 @@
                 <w:b/>
                 <w:color w:val="FFFFFF"/>
               </w:rPr>
-              <w:t>Acción / Justificación Aplicada</w:t>
+              <w:t>Acción / Justificación</w:t>
             </w:r>
           </w:p>
         </w:tc>
@@ -262,7 +238,7 @@
           </w:tcPr>
           <w:p>
             <w:r>
-              <w:t>TABLA_REGISTRO(ID_Prop, Titulo, Precio, Dueno_Nombre, Dueno_Email, Amenidades_Lista)</w:t>
+              <w:t>TABLA_REGISTRO(ID_Prop, Titulo, Precio, Dueno_Nombre, Amenidades_Lista)</w:t>
             </w:r>
           </w:p>
         </w:tc>
@@ -272,7 +248,7 @@
           </w:tcPr>
           <w:p>
             <w:r>
-              <w:t>Contiene datos repetitivos y amenidades en lista atómica en una sola celda.</w:t>
+              <w:t>Contiene datos multivaluados de amenidades en una sola celda.</w:t>
             </w:r>
           </w:p>
         </w:tc>
@@ -296,7 +272,7 @@
           </w:tcPr>
           <w:p>
             <w:r>
-              <w:t>PROPIEDAD(ID_Prop, Titulo, Precio, Dueno_Nombre, Dueno_Email), AMENIDAD(ID_Prop, Amenidad)</w:t>
+              <w:t>PROPIEDAD(ID_Prop, Titulo, Precio, Dueno_Nombre), AMENIDAD(ID_Prop, Amenidad)</w:t>
             </w:r>
           </w:p>
         </w:tc>
@@ -307,7 +283,7 @@
           </w:tcPr>
           <w:p>
             <w:r>
-              <w:t>Se eliminan grupos repetitivos garantizando atomicidad de valores.</w:t>
+              <w:t>Se eliminan grupos repetitivos garantizando atomicidad.</w:t>
             </w:r>
           </w:p>
         </w:tc>
@@ -329,7 +305,7 @@
           </w:tcPr>
           <w:p>
             <w:r>
-              <w:t>PROPIEDAD(ID_Prop, Titulo, Precio, Owner_ID), PROPIETARIO(Owner_ID, Nombre, Email)</w:t>
+              <w:t>PROPIEDAD(ID_Prop, Titulo, Precio, Owner_ID), PROPIETARIO(Owner_ID, Nombre)</w:t>
             </w:r>
           </w:p>
         </w:tc>
@@ -339,7 +315,7 @@
           </w:tcPr>
           <w:p>
             <w:r>
-              <w:t>Se eliminan dependencias parciales separando los datos del propietario.</w:t>
+              <w:t>Se separan los datos del propietario eliminando dependencias parciales.</w:t>
             </w:r>
           </w:p>
         </w:tc>
@@ -390,94 +366,43 @@
     <w:p>
       <w:pPr>
         <w:pStyle w:val="Heading2"/>
-        <w:spacing w:before="240" w:after="120"/>
+        <w:spacing w:before="280" w:after="120"/>
       </w:pPr>
       <w:r>
         <w:rPr>
           <w:b/>
           <w:color w:val="19322F"/>
-          <w:sz w:val="28"/>
+          <w:sz w:val="26"/>
         </w:rPr>
-        <w:t>4. Modelo de Base de Datos No Relacional (10 pts.)</w:t>
+        <w:t>Modelo de Base de Datos No Relacional (10 pts.)</w:t>
       </w:r>
     </w:p>
     <w:p>
       <w:r>
-        <w:t>Se diseñó un modelo no relacional utilizando MongoDB (Orientado a Documentos) y Redis (Clave-Valor):</w:t>
+        <w:t>Se implementó un modelo no relacional compuesto por:</w:t>
         <w:br/>
+        <w:t>1. Orientado a Documentos (MongoDB): Almacena fichas de propiedades con coordenadas geográficas, colecciones de imágenes, amenidades y métricas analíticas en tiempo real (vistas) en formato BSON.</w:t>
         <w:br/>
-        <w:t>1. Modelo Orientado a Documentos (MongoDB Atlas):</w:t>
-        <w:br/>
-        <w:t>Almacena fichas enriquecidas de propiedades con esquemas dinámicos, incluyendo coordenadas geográficas, colecciones de imágenes, amenidades y estadísticas de visualización integradas en un solo documento BSON sin requerir operaciones JOIN costosas.</w:t>
-        <w:br/>
-        <w:br/>
-        <w:t>Estructura del Documento BSON en MongoDB:</w:t>
-      </w:r>
-    </w:p>
-    <w:p>
-      <w:pPr>
-        <w:ind w:left="720"/>
-      </w:pPr>
-      <w:r>
-        <w:rPr>
-          <w:rFonts w:ascii="Consolas" w:hAnsi="Consolas"/>
-          <w:color w:val="19322F"/>
-          <w:sz w:val="19"/>
-        </w:rPr>
-        <w:t>{</w:t>
-        <w:br/>
-        <w:t xml:space="preserve">  "_id": "66a01b2c00000001",</w:t>
-        <w:br/>
-        <w:t xml:space="preserve">  "slug": "propiedad-casa-beverly-hills-1",</w:t>
-        <w:br/>
-        <w:t xml:space="preserve">  "title": "Casa Lujosa #1 en Beverly Hills",</w:t>
-        <w:br/>
-        <w:t xml:space="preserve">  "price": 5250000,</w:t>
-        <w:br/>
-        <w:t xml:space="preserve">  "status": "ACTIVE",</w:t>
-        <w:br/>
-        <w:t xml:space="preserve">  "specs": { "beds": 5, "baths": 4.5, "sqft": 4200, "garage_spaces": 3 },</w:t>
-        <w:br/>
-        <w:t xml:space="preserve">  "location": {</w:t>
-        <w:br/>
-        <w:t xml:space="preserve">    "city_state": "Beverly Hills, CA",</w:t>
-        <w:br/>
-        <w:t xml:space="preserve">    "address": "742 Luxury Avenue",</w:t>
-        <w:br/>
-        <w:t xml:space="preserve">    "coordinates": { "lat": 34.0736, "lng": -118.4004 }</w:t>
-        <w:br/>
-        <w:t xml:space="preserve">  },</w:t>
-        <w:br/>
-        <w:t xml:space="preserve">  "features": {</w:t>
-        <w:br/>
-        <w:t xml:space="preserve">    "amenities": ["Alberca Privada", "Casa Inteligente", "Vista al Mar", "Gimnasio Privado"],</w:t>
-        <w:br/>
-        <w:t xml:space="preserve">    "year_built": 2024</w:t>
-        <w:br/>
-        <w:t xml:space="preserve">  },</w:t>
-        <w:br/>
-        <w:t xml:space="preserve">  "analytics": { "views": 1420, "saved_in_favorites_count": 89 }</w:t>
-        <w:br/>
-        <w:t>}</w:t>
+        <w:t>2. Clave-Valor (Redis): Utilizado para la aceleración de caché de propiedades en memoria bajo la clave `all_properties_cache`.</w:t>
       </w:r>
     </w:p>
     <w:p>
       <w:pPr>
         <w:pStyle w:val="Heading2"/>
-        <w:spacing w:before="240" w:after="120"/>
+        <w:spacing w:before="280" w:after="120"/>
       </w:pPr>
       <w:r>
         <w:rPr>
           <w:b/>
           <w:color w:val="19322F"/>
-          <w:sz w:val="28"/>
+          <w:sz w:val="26"/>
         </w:rPr>
-        <w:t>5. Manejo de Restricciones (5 pts.)</w:t>
+        <w:t>Manejo de Restricciones (5 pts.)</w:t>
       </w:r>
     </w:p>
     <w:p>
       <w:r>
-        <w:t>El esquema PostgreSQL aplica estrictamente las 6 restricciones de integridad relacional:</w:t>
+        <w:t>El esquema relacional aplica las 6 restricciones de integridad fundamentales:</w:t>
       </w:r>
     </w:p>
     <w:tbl>
@@ -534,7 +459,7 @@
                 <w:b/>
                 <w:color w:val="FFFFFF"/>
               </w:rPr>
-              <w:t>Sintaxis SQL</w:t>
+              <w:t>Código SQL</w:t>
             </w:r>
           </w:p>
         </w:tc>
@@ -637,7 +562,7 @@
           </w:tcPr>
           <w:p>
             <w:r>
-              <w:t>Asegura integridad referencial.</w:t>
+              <w:t>Integridad referencial con propietario.</w:t>
             </w:r>
           </w:p>
         </w:tc>
@@ -679,7 +604,7 @@
           </w:tcPr>
           <w:p>
             <w:r>
-              <w:t>Impide correos o slugs duplicados.</w:t>
+              <w:t>Evita correos o URLs duplicadas.</w:t>
             </w:r>
           </w:p>
         </w:tc>
@@ -725,7 +650,7 @@
           </w:tcPr>
           <w:p>
             <w:r>
-              <w:t>Evita datos faltantes o nulos.</w:t>
+              <w:t>Impide datos nulos o incompletos.</w:t>
             </w:r>
           </w:p>
         </w:tc>
@@ -813,7 +738,7 @@
           </w:tcPr>
           <w:p>
             <w:r>
-              <w:t>Asigna valor por defecto automático.</w:t>
+              <w:t>Asigna valor predeterminado automático.</w:t>
             </w:r>
           </w:p>
         </w:tc>
@@ -823,34 +748,29 @@
     <w:p>
       <w:pPr>
         <w:pStyle w:val="Heading2"/>
-        <w:spacing w:before="240" w:after="120"/>
+        <w:spacing w:before="280" w:after="120"/>
       </w:pPr>
       <w:r>
         <w:rPr>
           <w:b/>
           <w:color w:val="19322F"/>
-          <w:sz w:val="28"/>
+          <w:sz w:val="26"/>
         </w:rPr>
-        <w:t>6. Diccionario de Datos (10 pts.)</w:t>
-      </w:r>
-    </w:p>
-    <w:p>
-      <w:r>
-        <w:t>Estructura detallada de las tablas relacionales y colecciones NoSQL:</w:t>
+        <w:t>Diccionario de Datos en Forma de Tablas (10 pts.)</w:t>
       </w:r>
     </w:p>
     <w:p>
       <w:pPr>
         <w:pStyle w:val="Heading3"/>
-        <w:spacing w:before="240" w:after="120"/>
+        <w:spacing w:before="280" w:after="120"/>
       </w:pPr>
       <w:r>
         <w:rPr>
           <w:b/>
           <w:color w:val="5C706D"/>
-          <w:sz w:val="24"/>
+          <w:sz w:val="22"/>
         </w:rPr>
-        <w:t>Diccionario de Tabla Relacional: properties</w:t>
+        <w:t>Tabla Relacional: properties</w:t>
       </w:r>
     </w:p>
     <w:tbl>
@@ -895,7 +815,7 @@
                 <w:b/>
                 <w:color w:val="FFFFFF"/>
               </w:rPr>
-              <w:t>Tipo Dato</w:t>
+              <w:t>Tipo</w:t>
             </w:r>
           </w:p>
         </w:tc>
@@ -1110,7 +1030,7 @@
           </w:tcPr>
           <w:p>
             <w:r>
-              <w:t>URL amigable de la propiedad</w:t>
+              <w:t>URL amigable de propiedad</w:t>
             </w:r>
           </w:p>
         </w:tc>
@@ -1121,7 +1041,7 @@
           </w:tcPr>
           <w:p>
             <w:r>
-              <w:t>UNIQUE</w:t>
+              <w:t>UNIQUE, NOT NULL</w:t>
             </w:r>
           </w:p>
         </w:tc>
@@ -1183,7 +1103,7 @@
           </w:tcPr>
           <w:p>
             <w:r>
-              <w:t>Nombre de la residencia</w:t>
+              <w:t>Nombre del inmueble</w:t>
             </w:r>
           </w:p>
         </w:tc>
@@ -1334,7 +1254,7 @@
           </w:tcPr>
           <w:p>
             <w:r>
-              <w:t>Estado (ACTIVE, FOR SALE, FOR RENT)</w:t>
+              <w:t>Estado comercial</w:t>
             </w:r>
           </w:p>
         </w:tc>
@@ -1714,7 +1634,7 @@
           </w:tcPr>
           <w:p>
             <w:r>
-              <w:t>ID del usuario propietario</w:t>
+              <w:t>ID del propietario</w:t>
             </w:r>
           </w:p>
         </w:tc>
@@ -1735,113 +1655,78 @@
     <w:p>
       <w:pPr>
         <w:pStyle w:val="Heading2"/>
-        <w:spacing w:before="240" w:after="120"/>
+        <w:spacing w:before="280" w:after="120"/>
       </w:pPr>
       <w:r>
         <w:rPr>
           <w:b/>
           <w:color w:val="19322F"/>
-          <w:sz w:val="28"/>
+          <w:sz w:val="26"/>
         </w:rPr>
-        <w:t>7. Creación de las Bases de Datos (10 pts.)</w:t>
+        <w:t>Creación de las Bases de Datos e Inserción de Registros (15 pts.)</w:t>
       </w:r>
     </w:p>
     <w:p>
       <w:r>
-        <w:t>El proyecto cuenta con scripts automáticos DDL y DML para PostgreSQL y scripts de inicialización en MongoDB:</w:t>
+        <w:t>- Base de Datos Relacional (PostgreSQL): Creada mediante el script DDL con 50 registros reales y coherentes por cada una de las 4 tablas (profiles, properties, user_favorites, appointments), alcanzando 200 registros.</w:t>
+        <w:br/>
+        <w:t>- Base de Datos No Relacional (MongoDB): Creada mediante script de colección e índices, poblada con 10,000 documentos BSON de analítica masiva en `mongodb_nosql_dataset.json`.</w:t>
       </w:r>
     </w:p>
     <w:p>
       <w:pPr>
         <w:pStyle w:val="Heading2"/>
-        <w:spacing w:before="240" w:after="120"/>
+        <w:spacing w:before="280" w:after="120"/>
       </w:pPr>
       <w:r>
         <w:rPr>
           <w:b/>
           <w:color w:val="19322F"/>
-          <w:sz w:val="28"/>
+          <w:sz w:val="26"/>
         </w:rPr>
-        <w:t>8. Inserción de Registros (15 pts.)</w:t>
+        <w:t>Script Completo y Copia de Seguridad / Backup (4 pts.)</w:t>
       </w:r>
     </w:p>
     <w:p>
       <w:r>
-        <w:t>Cumpliendo con los requisitos de volumen de datos:</w:t>
+        <w:t>Se adjuntan en la carpeta `Documentacion` los archivos correspondientes:</w:t>
         <w:br/>
-        <w:t>1. Base de Datos Relacional (PostgreSQL): Se generaron e insertaron 50 registros reales y coherentes por cada una de las 4 tablas (profiles, properties, user_favorites, appointments), sumando 200 tuplas relacionales.</w:t>
+        <w:t>- `schema_and_data_postgresql.sql`: Script DDL y DML relacional completo.</w:t>
         <w:br/>
-        <w:t>2. Base de Datos No Relacional (MongoDB): Se generaron e insertaron 10,000 documentos BSON completos con coordenadas, analítica y especificidades técnicas para pruebas de carga masiva.</w:t>
+        <w:t>- `mongodb_nosql_dataset.json`: Dataset BSON de 10,000 registros para MongoDB.</w:t>
       </w:r>
     </w:p>
     <w:p>
       <w:pPr>
         <w:pStyle w:val="Heading2"/>
-        <w:spacing w:before="240" w:after="120"/>
+        <w:spacing w:before="280" w:after="120"/>
       </w:pPr>
       <w:r>
         <w:rPr>
           <w:b/>
           <w:color w:val="19322F"/>
-          <w:sz w:val="28"/>
+          <w:sz w:val="26"/>
         </w:rPr>
-        <w:t>9. Archivos Adjuntos y Copia de Seguridad (4 pts.)</w:t>
+        <w:t>Proyecto Web con Conexión a Base de Datos (20 pts.)</w:t>
       </w:r>
     </w:p>
     <w:p>
       <w:r>
-        <w:t>Se incluyen en el entregable del proyecto los siguientes archivos ejecutables de respaldo:</w:t>
-        <w:br/>
-        <w:t>- schema_and_data_postgresql.sql: Script completo DDL de creación de tablas, llaves, restricciones e inserción de 50 registros por tabla.</w:t>
-        <w:br/>
-        <w:t>- mongodb_nosql_dataset.json: Dataset masivo JSON de 10,000 registros para importar directamente en MongoDB Atlas con mongoimport.</w:t>
+        <w:t>Aplicación web desarrollada en Next.js 16 (App Router), React 19, TypeScript y Tailwind CSS 4. Permite las operaciones CRUD completas (Agregar, Modificar, Eliminar y Buscar) con conexión directa a PostgreSQL (Supabase SDK) y Redis.</w:t>
       </w:r>
     </w:p>
     <w:p>
       <w:pPr>
         <w:pStyle w:val="Heading2"/>
-        <w:spacing w:before="240" w:after="120"/>
+        <w:spacing w:before="280" w:after="120"/>
       </w:pPr>
       <w:r>
         <w:rPr>
           <w:b/>
           <w:color w:val="19322F"/>
-          <w:sz w:val="28"/>
+          <w:sz w:val="26"/>
         </w:rPr>
-        <w:t>10. Proyecto Web Desarrollado con Conexión a BD (20 pts.)</w:t>
-      </w:r>
-    </w:p>
-    <w:p>
-      <w:r>
-        <w:t>La aplicación web fue construida utilizando la arquitectura moderna de desarrollo de software de Next.js 16 (App Router), React 19 y TypeScript.</w:t>
-        <w:br/>
-        <w:br/>
-        <w:t>Características de la Arquitectura:</w:t>
-        <w:br/>
-        <w:t>- Conexión a PostgreSQL: Mediante el cliente oficial de Supabase SDK, ejecutando consultas seguras.</w:t>
-        <w:br/>
-        <w:t>- Conexión NoSQL / Redis: Integración de cliente Redis para manejo de caché de propiedades en memoria.</w:t>
-        <w:br/>
-        <w:t>- Interfaz Gráfica de Alto Impacto: Construida con Tailwind CSS 4, componentes modulares y soporte multilenguaje (Español / Inglés).</w:t>
-      </w:r>
-    </w:p>
-    <w:p>
-      <w:pPr>
-        <w:pStyle w:val="Heading2"/>
-        <w:spacing w:before="240" w:after="120"/>
-      </w:pPr>
-      <w:r>
-        <w:rPr>
-          <w:b/>
-          <w:color w:val="19322F"/>
-          <w:sz w:val="28"/>
-        </w:rPr>
-        <w:t>11. Identificación de Objetos en la Base de Datos (10 pts.)</w:t>
-      </w:r>
-    </w:p>
-    <w:p>
-      <w:r>
-        <w:t>Matriz de objetos programados y su ubicación en el motor de base de datos:</w:t>
+        <w:t>Identificación de Objetos en la Base de Datos (10 pts.)</w:t>
       </w:r>
     </w:p>
     <w:tbl>
@@ -1929,7 +1814,7 @@
                 <w:b/>
                 <w:color w:val="FFFFFF"/>
               </w:rPr>
-              <w:t>Ubicación en el Motor</w:t>
+              <w:t>Ubicación Motor</w:t>
             </w:r>
           </w:p>
         </w:tc>
@@ -1981,7 +1866,7 @@
           </w:tcPr>
           <w:p>
             <w:r>
-              <w:t>Esquema public / pg_class</w:t>
+              <w:t>Schema public / pg_class</w:t>
             </w:r>
           </w:p>
         </w:tc>
@@ -2005,7 +1890,7 @@
           </w:tcPr>
           <w:p>
             <w:r>
-              <w:t>vw_active_properties</w:t>
+              <w:t>vw_active_properties_summary</w:t>
             </w:r>
           </w:p>
         </w:tc>
@@ -2016,7 +1901,7 @@
           </w:tcPr>
           <w:p>
             <w:r>
-              <w:t>Proporciona resumen acelerado de inmuebles activos</w:t>
+              <w:t>Proporciona resumen de inmuebles activos</w:t>
             </w:r>
           </w:p>
         </w:tc>
@@ -2027,7 +1912,7 @@
           </w:tcPr>
           <w:p>
             <w:r>
-              <w:t>properties</w:t>
+              <w:t>properties, profiles</w:t>
             </w:r>
           </w:p>
         </w:tc>
@@ -2038,7 +1923,7 @@
           </w:tcPr>
           <w:p>
             <w:r>
-              <w:t>Catálogo pg_views</w:t>
+              <w:t>pg_views</w:t>
             </w:r>
           </w:p>
         </w:tc>
@@ -2060,7 +1945,7 @@
           </w:tcPr>
           <w:p>
             <w:r>
-              <w:t>trg_update_timestamp</w:t>
+              <w:t>trg_properties_timestamp</w:t>
             </w:r>
           </w:p>
         </w:tc>
@@ -2070,7 +1955,7 @@
           </w:tcPr>
           <w:p>
             <w:r>
-              <w:t>Actualiza automáticamente fecha de modificación</w:t>
+              <w:t>Actualiza fecha de modificación automáticamente</w:t>
             </w:r>
           </w:p>
         </w:tc>
@@ -2080,7 +1965,7 @@
           </w:tcPr>
           <w:p>
             <w:r>
-              <w:t>properties, profiles</w:t>
+              <w:t>properties</w:t>
             </w:r>
           </w:p>
         </w:tc>
@@ -2090,7 +1975,7 @@
           </w:tcPr>
           <w:p>
             <w:r>
-              <w:t>Catálogo pg_trigger</w:t>
+              <w:t>pg_trigger</w:t>
             </w:r>
           </w:p>
         </w:tc>
@@ -2125,7 +2010,7 @@
           </w:tcPr>
           <w:p>
             <w:r>
-              <w:t>Calcula métricas de propiedades activas y en renta</w:t>
+              <w:t>Calcula totales de propiedades y valor acumulado</w:t>
             </w:r>
           </w:p>
         </w:tc>
@@ -2147,7 +2032,7 @@
           </w:tcPr>
           <w:p>
             <w:r>
-              <w:t>Catálogo pg_proc</w:t>
+              <w:t>pg_proc</w:t>
             </w:r>
           </w:p>
         </w:tc>
@@ -2199,7 +2084,7 @@
           </w:tcPr>
           <w:p>
             <w:r>
-              <w:t>Catálogo pg_proc</w:t>
+              <w:t>pg_proc</w:t>
             </w:r>
           </w:p>
         </w:tc>
@@ -2223,7 +2108,7 @@
           </w:tcPr>
           <w:p>
             <w:r>
-              <w:t>idx_prop_slug</w:t>
+              <w:t>idx_properties_slug</w:t>
             </w:r>
           </w:p>
         </w:tc>
@@ -2234,7 +2119,7 @@
           </w:tcPr>
           <w:p>
             <w:r>
-              <w:t>Acelera búsquedas por URL amigable en O(log N)</w:t>
+              <w:t>Acelera búsquedas por URL en O(log N)</w:t>
             </w:r>
           </w:p>
         </w:tc>
@@ -2256,7 +2141,7 @@
           </w:tcPr>
           <w:p>
             <w:r>
-              <w:t>Catálogo pg_am</w:t>
+              <w:t>pg_am</w:t>
             </w:r>
           </w:p>
         </w:tc>
@@ -2266,29 +2151,212 @@
     <w:p>
       <w:pPr>
         <w:pStyle w:val="Heading2"/>
-        <w:spacing w:before="240" w:after="120"/>
+        <w:spacing w:before="280" w:after="120"/>
       </w:pPr>
       <w:r>
         <w:rPr>
           <w:b/>
           <w:color w:val="19322F"/>
-          <w:sz w:val="28"/>
+          <w:sz w:val="26"/>
         </w:rPr>
-        <w:t>12. Funcionalidad de la Aplicación con Capturas (10 pts.)</w:t>
+        <w:t>Funcionalidad de la Aplicación con Descripción e Imágenes (10 pts.)</w:t>
       </w:r>
     </w:p>
     <w:p>
       <w:r>
-        <w:t>Muestra detallada del sistema en funcionamiento:</w:t>
-        <w:br/>
-        <w:br/>
-        <w:t>1. Pantalla Principal (Landing Page): Buscador de propiedades con selección rápida por categorías (Casas, Departamentos, Villas, Penthouses), catálogo traducido al español e integración del modal de filtros.</w:t>
-        <w:br/>
-        <w:t>2. Catálogo General de Propiedades (/properties): Vista de cuadrícula responsiva con tarjetas detallando recámaras, baños, superficie en m², insignias de estado (EN RENTA / EXCLUSIVO) y botón independiente de favoritas.</w:t>
-        <w:br/>
-        <w:t>3. Vista de Favoritos (/favorites): Módulo que sincroniza en tiempo real las propiedades guardadas por el usuario, con ordenamiento por precio y vista en lista o cuadrícula.</w:t>
-        <w:br/>
-        <w:t>4. Panel Administrativo (/admin/properties): Dashboard de gestión con KPIs dinámicos, tabla interactiva de inmuebles y gestión de estados.</w:t>
+        <w:t>A continuación se presentan las capturas de pantalla de la aplicación web demostrando su funcionalidad operativa:</w:t>
+      </w:r>
+    </w:p>
+    <w:p>
+      <w:pPr>
+        <w:spacing w:before="160" w:after="80"/>
+      </w:pPr>
+      <w:r>
+        <w:t>Figura 1. Pantalla Principal (Landing Page) con Buscador Multicriterio y Filtros por Categorías.</w:t>
+      </w:r>
+      <w:r>
+        <w:t xml:space="preserve">
+</w:t>
+      </w:r>
+    </w:p>
+    <w:p>
+      <w:pPr>
+        <w:jc w:val="center"/>
+      </w:pPr>
+      <w:r>
+        <w:drawing>
+          <wp:inline xmlns:a="http://schemas.openxmlformats.org/drawingml/2006/main" xmlns:pic="http://schemas.openxmlformats.org/drawingml/2006/picture">
+            <wp:extent cx="5303520" cy="3314700"/>
+            <wp:docPr id="1" name="Picture 1"/>
+            <wp:cNvGraphicFramePr>
+              <a:graphicFrameLocks noChangeAspect="1"/>
+            </wp:cNvGraphicFramePr>
+            <a:graphic>
+              <a:graphicData uri="http://schemas.openxmlformats.org/drawingml/2006/picture">
+                <pic:pic>
+                  <pic:nvPicPr>
+                    <pic:cNvPr id="0" name="cap_home.png"/>
+                    <pic:cNvPicPr/>
+                  </pic:nvPicPr>
+                  <pic:blipFill>
+                    <a:blip r:embed="rId9"/>
+                    <a:stretch>
+                      <a:fillRect/>
+                    </a:stretch>
+                  </pic:blipFill>
+                  <pic:spPr>
+                    <a:xfrm>
+                      <a:off x="0" y="0"/>
+                      <a:ext cx="5303520" cy="3314700"/>
+                    </a:xfrm>
+                    <a:prstGeom prst="rect"/>
+                  </pic:spPr>
+                </pic:pic>
+              </a:graphicData>
+            </a:graphic>
+          </wp:inline>
+        </w:drawing>
+      </w:r>
+    </w:p>
+    <w:p>
+      <w:pPr>
+        <w:spacing w:before="160" w:after="80"/>
+      </w:pPr>
+      <w:r>
+        <w:t>Figura 2. Catálogo General de Propiedades (/properties) mostrando los contadores dinámicos y muestras del Dataset NoSQL.</w:t>
+      </w:r>
+    </w:p>
+    <w:p>
+      <w:pPr>
+        <w:jc w:val="center"/>
+      </w:pPr>
+      <w:r>
+        <w:drawing>
+          <wp:inline xmlns:a="http://schemas.openxmlformats.org/drawingml/2006/main" xmlns:pic="http://schemas.openxmlformats.org/drawingml/2006/picture">
+            <wp:extent cx="5303520" cy="3314700"/>
+            <wp:docPr id="2" name="Picture 2"/>
+            <wp:cNvGraphicFramePr>
+              <a:graphicFrameLocks noChangeAspect="1"/>
+            </wp:cNvGraphicFramePr>
+            <a:graphic>
+              <a:graphicData uri="http://schemas.openxmlformats.org/drawingml/2006/picture">
+                <pic:pic>
+                  <pic:nvPicPr>
+                    <pic:cNvPr id="0" name="cap_catalog.png"/>
+                    <pic:cNvPicPr/>
+                  </pic:nvPicPr>
+                  <pic:blipFill>
+                    <a:blip r:embed="rId10"/>
+                    <a:stretch>
+                      <a:fillRect/>
+                    </a:stretch>
+                  </pic:blipFill>
+                  <pic:spPr>
+                    <a:xfrm>
+                      <a:off x="0" y="0"/>
+                      <a:ext cx="5303520" cy="3314700"/>
+                    </a:xfrm>
+                    <a:prstGeom prst="rect"/>
+                  </pic:spPr>
+                </pic:pic>
+              </a:graphicData>
+            </a:graphic>
+          </wp:inline>
+        </w:drawing>
+      </w:r>
+    </w:p>
+    <w:p>
+      <w:pPr>
+        <w:spacing w:before="160" w:after="80"/>
+      </w:pPr>
+      <w:r>
+        <w:t>Figura 3. Módulo de Propiedades Favoritas (/favorites) con sincronización e inmunización acumulativa.</w:t>
+      </w:r>
+    </w:p>
+    <w:p>
+      <w:pPr>
+        <w:jc w:val="center"/>
+      </w:pPr>
+      <w:r>
+        <w:drawing>
+          <wp:inline xmlns:a="http://schemas.openxmlformats.org/drawingml/2006/main" xmlns:pic="http://schemas.openxmlformats.org/drawingml/2006/picture">
+            <wp:extent cx="5303520" cy="3314700"/>
+            <wp:docPr id="3" name="Picture 3"/>
+            <wp:cNvGraphicFramePr>
+              <a:graphicFrameLocks noChangeAspect="1"/>
+            </wp:cNvGraphicFramePr>
+            <a:graphic>
+              <a:graphicData uri="http://schemas.openxmlformats.org/drawingml/2006/picture">
+                <pic:pic>
+                  <pic:nvPicPr>
+                    <pic:cNvPr id="0" name="cap_favorites.png"/>
+                    <pic:cNvPicPr/>
+                  </pic:nvPicPr>
+                  <pic:blipFill>
+                    <a:blip r:embed="rId11"/>
+                    <a:stretch>
+                      <a:fillRect/>
+                    </a:stretch>
+                  </pic:blipFill>
+                  <pic:spPr>
+                    <a:xfrm>
+                      <a:off x="0" y="0"/>
+                      <a:ext cx="5303520" cy="3314700"/>
+                    </a:xfrm>
+                    <a:prstGeom prst="rect"/>
+                  </pic:spPr>
+                </pic:pic>
+              </a:graphicData>
+            </a:graphic>
+          </wp:inline>
+        </w:drawing>
+      </w:r>
+    </w:p>
+    <w:p>
+      <w:pPr>
+        <w:spacing w:before="160" w:after="80"/>
+      </w:pPr>
+      <w:r>
+        <w:t>Figura 4. Panel Administrativo de Diagnóstico BD (/admin/database) mostrando objetos de base de datos y diccionario.</w:t>
+      </w:r>
+    </w:p>
+    <w:p>
+      <w:pPr>
+        <w:jc w:val="center"/>
+      </w:pPr>
+      <w:r>
+        <w:drawing>
+          <wp:inline xmlns:a="http://schemas.openxmlformats.org/drawingml/2006/main" xmlns:pic="http://schemas.openxmlformats.org/drawingml/2006/picture">
+            <wp:extent cx="5303520" cy="3314700"/>
+            <wp:docPr id="4" name="Picture 4"/>
+            <wp:cNvGraphicFramePr>
+              <a:graphicFrameLocks noChangeAspect="1"/>
+            </wp:cNvGraphicFramePr>
+            <a:graphic>
+              <a:graphicData uri="http://schemas.openxmlformats.org/drawingml/2006/picture">
+                <pic:pic>
+                  <pic:nvPicPr>
+                    <pic:cNvPr id="0" name="cap_admin_db.png"/>
+                    <pic:cNvPicPr/>
+                  </pic:nvPicPr>
+                  <pic:blipFill>
+                    <a:blip r:embed="rId12"/>
+                    <a:stretch>
+                      <a:fillRect/>
+                    </a:stretch>
+                  </pic:blipFill>
+                  <pic:spPr>
+                    <a:xfrm>
+                      <a:off x="0" y="0"/>
+                      <a:ext cx="5303520" cy="3314700"/>
+                    </a:xfrm>
+                    <a:prstGeom prst="rect"/>
+                  </pic:spPr>
+                </pic:pic>
+              </a:graphicData>
+            </a:graphic>
+          </wp:inline>
+        </w:drawing>
       </w:r>
     </w:p>
     <w:p>
@@ -2299,7 +2367,7 @@
     <w:p>
       <w:pPr>
         <w:pStyle w:val="Heading1"/>
-        <w:spacing w:before="240" w:after="120"/>
+        <w:spacing w:before="280" w:after="120"/>
       </w:pPr>
       <w:r>
         <w:rPr>
@@ -2312,31 +2380,40 @@
     </w:p>
     <w:p>
       <w:pPr>
-        <w:spacing w:line="312" w:lineRule="auto"/>
         <w:ind w:left="720" w:hanging="720"/>
       </w:pPr>
-    </w:p>
-    <w:p>
       <w:r>
         <w:t>Chodorow, C. (2013). MongoDB: The Definitive Guide (2.ª ed.). O'Reilly Media.</w:t>
       </w:r>
     </w:p>
     <w:p>
+      <w:pPr>
+        <w:ind w:left="720" w:hanging="720"/>
+      </w:pPr>
       <w:r>
         <w:t>Date, C. J. (2004). An Introduction to Database Systems (8.ª ed.). Addison-Wesley.</w:t>
       </w:r>
     </w:p>
     <w:p>
+      <w:pPr>
+        <w:ind w:left="720" w:hanging="720"/>
+      </w:pPr>
       <w:r>
-        <w:t>Elmasri, R., &amp; Navathe, S. B. (2017). Fundamentos de Sistemas de Bases de Datos (7.ª ed.). Pearson Educación. (Libro de texto principal)</w:t>
+        <w:t>Elmasri, R., &amp; Navathe, S. B. (2017). Fundamentos de Sistemas de Bases de Datos (7.ª ed.). Pearson Educación.</w:t>
       </w:r>
     </w:p>
     <w:p>
+      <w:pPr>
+        <w:ind w:left="720" w:hanging="720"/>
+      </w:pPr>
       <w:r>
         <w:t>PostgreSQL Global Development Group. (2026). PostgreSQL 16.0 Documentation. PostgreSQL.org. https://www.postgresql.org/docs/16/</w:t>
       </w:r>
     </w:p>
     <w:p>
+      <w:pPr>
+        <w:ind w:left="720" w:hanging="720"/>
+      </w:pPr>
       <w:r>
         <w:t>Silberschatz, A., Korth, H. F., &amp; Sudarshan, S. (2020). Database System Concepts (7.ª ed.). McGraw-Hill Education.</w:t>
       </w:r>

--- a/practice_2d/luxu-real-estate/luxu-real-estate/Documentacion_Proyecto_Base_de_Datos.docx
+++ b/practice_2d/luxu-real-estate/luxu-real-estate/Documentacion_Proyecto_Base_de_Datos.docx
@@ -24,7 +24,7 @@
           <w:color w:val="19322F"/>
           <w:sz w:val="40"/>
         </w:rPr>
-        <w:t>DOCUMENTACIÓN OFICIAL DEL PROYECTO DE BASE DE DATOS</w:t>
+        <w:t>DOCUMENTACIÓN FINAL DE PROYECTO DE BASE DE DATOS</w:t>
         <w:br/>
       </w:r>
       <w:r>
@@ -33,6 +33,8 @@
           <w:sz w:val="28"/>
         </w:rPr>
         <w:t>Plataforma Inmobiliaria de Lujo Luxu Real Estate</w:t>
+        <w:br/>
+        <w:t>(PostgreSQL + MongoDB + Redis + Next.js 16)</w:t>
         <w:br/>
         <w:br/>
         <w:br/>
@@ -46,6 +48,7 @@
       <w:r>
         <w:rPr>
           <w:b/>
+          <w:color w:val="19322F"/>
           <w:sz w:val="22"/>
         </w:rPr>
         <w:br/>
@@ -59,7 +62,7 @@
         <w:br/>
         <w:t xml:space="preserve">    SEMESTRE: 2026-I</w:t>
         <w:br/>
-        <w:t xml:space="preserve">    FECHA DE ENTREGA: 23 de Julio de 2026</w:t>
+        <w:t xml:space="preserve">    FECHA DE ENTREGA: 22 de Julio de 2026</w:t>
         <w:br/>
         <w:t xml:space="preserve">    PUNTAJE OBJETIVO: 100 / 100 Puntos</w:t>
         <w:br/>
@@ -74,7 +77,7 @@
     <w:p>
       <w:pPr>
         <w:pStyle w:val="Heading1"/>
-        <w:spacing w:before="280" w:after="120"/>
+        <w:spacing w:before="240" w:after="120"/>
       </w:pPr>
       <w:r>
         <w:rPr>
@@ -88,79 +91,100 @@
     <w:p>
       <w:pPr>
         <w:pStyle w:val="Heading2"/>
-        <w:spacing w:before="280" w:after="120"/>
+        <w:spacing w:before="240" w:after="120"/>
       </w:pPr>
       <w:r>
         <w:rPr>
           <w:b/>
           <w:color w:val="19322F"/>
-          <w:sz w:val="26"/>
+          <w:sz w:val="28"/>
         </w:rPr>
-        <w:t>Descripción del Problema (3 pts.)</w:t>
+        <w:t>1. Descripción del Problema (3 pts.)</w:t>
       </w:r>
     </w:p>
     <w:p>
       <w:r>
-        <w:t>El sector inmobiliario comercial de alta gama presenta problemas estructurales al gestionar su información. La desorganización en hojas de cálculo independientes provoca inconsistencia de datos y pérdida de oportunidades de venta. Asimismo, la falta de una base de datos relacional normalizada ocasiona lentitud al realizar búsquedas compuestas por ubicación, rango de precio o amenidades. La solución implementada es Luxu Real Estate, un sistema inmobiliario con arquitectura híbrida de alto rendimiento.</w:t>
+        <w:t>El sector inmobiliario de alta gama presenta requerimientos estrictos de gestión de datos, confidencialidad y tiempos de respuesta inmediatos. En los entornos tradicionales de comercialización inmobiliaria se identifican los siguientes problemas estructurales:</w:t>
+        <w:br/>
+        <w:br/>
+        <w:t>1. Desorganización y Redundancia de Información: Las fichas técnicas de las propiedades, los datos de contacto de los clientes VIP y las agendas de los agentes se gestionan comúnmente en hojas de cálculo independientes. Esto ocasiona inconsistencia en los datos, duplicidad de inmuebles y pérdida de oportunidades de venta.</w:t>
+        <w:br/>
+        <w:t>2. Ineficiencia en Consultas Complejas: Los compradores exigentes requieren filtrar inmuebles bajo combinaciones estrictas de variables (rango de precio, ubicación exacta, número de habitaciones, baños, tipo de inmueble y amenidades exclusivas como heli-puerto, alberca privada o cava de vinos). Sin una base de datos relacional adecuadamente estructurada en 3FN e indexada, las consultas tardan segundos excesivos en responder.</w:t>
+        <w:br/>
+        <w:t>3. Desafíos de Escalabilidad y Analítica Masiva: La necesidad de registrar miles de interacciones diarias (vistas de páginas, clics en favoritos y registros de eventos) satura los motores transaccionales si no se cuenta con un esquema híbrido NoSQL diseñado para analítica masiva.</w:t>
+        <w:br/>
+        <w:t>4. Falta de Control de Acceso basado en Roles (RBAC): Los sistemas vulnerables carecen de segregación entre usuarios administradores y clientes, lo que permite alteraciones no autorizadas en precios o estados comerciales.</w:t>
+        <w:br/>
+        <w:br/>
+        <w:t>Solución Implementada: La plataforma Luxu Real Estate resuelve de forma integral esta problemática mediante una arquitectura híbrida de alto rendimiento que combina PostgreSQL (BD Relacional para transacciones ACID), MongoDB (BD NoSQL para analítica documental masiva) y Redis (BD Clave-Valor para almacenamiento en caché de alto rendimiento).</w:t>
       </w:r>
     </w:p>
     <w:p>
       <w:pPr>
         <w:pStyle w:val="Heading2"/>
-        <w:spacing w:before="280" w:after="120"/>
+        <w:spacing w:before="240" w:after="120"/>
       </w:pPr>
       <w:r>
         <w:rPr>
           <w:b/>
           <w:color w:val="19322F"/>
-          <w:sz w:val="26"/>
+          <w:sz w:val="28"/>
         </w:rPr>
-        <w:t>Alcance del Proyecto: Catálogos y Módulos (4 pts.)</w:t>
+        <w:t>2. Alcance del Proyecto (4 pts.)</w:t>
       </w:r>
     </w:p>
     <w:p>
       <w:r>
-        <w:t>El proyecto abarca los siguientes catálogos funcionales con operaciones completas de Agregar (Create), Consultar/Filtrar (Read), Modificar (Update) y Eliminar (Delete):</w:t>
-        <w:br/>
-        <w:t>- Catálogo de Propiedades: Registro de inmuebles, estado comercial, precios y amenidades.</w:t>
-        <w:br/>
-        <w:t>- Catálogo de Perfiles y Usuarios: Gestión de cuentas de usuario.</w:t>
-        <w:br/>
-        <w:t>- Catálogo de Favoritos: Gestión e inmunización acumulativa de inmuebles marcados.</w:t>
-        <w:br/>
-        <w:t>- Catálogo de Citas y Visitas Guiadas: Agendado de recorridos presenciales.</w:t>
+        <w:t>El proyecto abarca el desarrollo completo de la capa de almacenamiento y la capa de aplicación web responsiva.</w:t>
         <w:br/>
         <w:br/>
-        <w:t>Módulos Especializados:</w:t>
+        <w:t>A. Catálogos con Operaciones CRUD y Búsquedas:</w:t>
         <w:br/>
-        <w:t>- Módulo de Control de Acceso basado en Roles (RBAC): Filtrado dinámico de navegación para roles Admin y Cliente.</w:t>
+        <w:t>- Catálogo de Propiedades: Operaciones completas de Agregar (Create), Consultar y Filtrar (Read), Editar datos técnicos/precios (Update) y Borrar inmuebles (Delete). Incluye búsqueda inteligente por términos clave.</w:t>
         <w:br/>
-        <w:t>- Módulo de Métricas y KPIs: Cálculo en tiempo real de propiedades activas, en renta y valor comercial total.</w:t>
+        <w:t>- Catálogo de Usuarios y Perfiles: Gestión de usuarios con control de roles (Admin, Agente, Cliente) y datos de perfil.</w:t>
+        <w:br/>
+        <w:t>- Catálogo de Favoritos: Gestión de inmuebles guardados con persistencia en localStorage y sincronización en la base de datos relacional.</w:t>
+        <w:br/>
+        <w:t>- Catálogo de Citas y Visitas Guiadas: Agendado de recorridos presenciales conectando clientes con propiedades.</w:t>
+        <w:br/>
+        <w:br/>
+        <w:t>B. Módulos Especializados:</w:t>
+        <w:br/>
+        <w:t>- Módulo de Control de Acceso por Roles (RBAC): Filtra automáticamente la interfaz de usuario en la barra de navegación según el rol autenticado (🛡️ Admin vs 👤 Cliente).</w:t>
+        <w:br/>
+        <w:t>- Módulo de KPIs y Analítica Comercial: Panel de métricas en tiempo real que calcula propiedades activas, en renta, en venta y pendientes de aprobación.</w:t>
       </w:r>
     </w:p>
     <w:p>
       <w:pPr>
         <w:pStyle w:val="Heading2"/>
-        <w:spacing w:before="280" w:after="120"/>
+        <w:spacing w:before="240" w:after="120"/>
       </w:pPr>
       <w:r>
         <w:rPr>
           <w:b/>
           <w:color w:val="19322F"/>
-          <w:sz w:val="26"/>
+          <w:sz w:val="28"/>
         </w:rPr>
-        <w:t>Modelo de Base de Datos Relacional y Normalización (1FN, 2FN, 3FN) (5 pts.)</w:t>
+        <w:t>3. Modelo de Base de Datos Relacional y Normalización (1FN, 2FN, 3FN) (5 pts.)</w:t>
       </w:r>
     </w:p>
     <w:p>
       <w:r>
-        <w:t>La normalización es el proceso formal para eliminar redundancias y anomalías en bases de datos relacionales:</w:t>
+        <w:t>La normalización es el proceso formal para eliminar redundancias y anomalías de inserción, actualización y borrado en bases de datos relacionales.</w:t>
         <w:br/>
-        <w:t>- 1FN: Requiere atomicidad en todos los atributos y presencia de clave primaria.</w:t>
         <w:br/>
-        <w:t>- 2FN: Exige 1FN y la eliminación de dependencias parciales de la clave primaria.</w:t>
+        <w:t>Fundamentos Teóricos:</w:t>
         <w:br/>
-        <w:t>- 3FN: Exige 2FN y la eliminación de dependencias transitivas entre atributos no clave.</w:t>
+        <w:t>- Primera Forma Normal (1FN): Requiere que los atributos sean atómicos (sin valores compuestos ni repetidos) y que exista una clave primaria única.</w:t>
+        <w:br/>
+        <w:t>- Segunda Forma Normal (2FN): Exige estar en 1FN y que todos los atributos no clave dependan funcionalmente de la clave primaria completa (sin dependencias parciales).</w:t>
+        <w:br/>
+        <w:t>- Tercera Forma Normal (3FN): Exige estar en 2FN y que ningún atributo no clave dependa de otro atributo no clave (sin dependencias transitivas).</w:t>
+        <w:br/>
+        <w:br/>
+        <w:t>Proceso de Aplicación Paso a Paso en Luxu Real Estate:</w:t>
       </w:r>
     </w:p>
     <w:tbl>
@@ -201,7 +225,7 @@
                 <w:b/>
                 <w:color w:val="FFFFFF"/>
               </w:rPr>
-              <w:t>Estructura de Tabla</w:t>
+              <w:t>Estructura de la Tabla</w:t>
             </w:r>
           </w:p>
         </w:tc>
@@ -216,7 +240,7 @@
                 <w:b/>
                 <w:color w:val="FFFFFF"/>
               </w:rPr>
-              <w:t>Acción / Justificación</w:t>
+              <w:t>Acción / Justificación Aplicada</w:t>
             </w:r>
           </w:p>
         </w:tc>
@@ -238,7 +262,7 @@
           </w:tcPr>
           <w:p>
             <w:r>
-              <w:t>TABLA_REGISTRO(ID_Prop, Titulo, Precio, Dueno_Nombre, Amenidades_Lista)</w:t>
+              <w:t>TABLA_REGISTRO(ID_Prop, Titulo, Precio, Dueno_Nombre, Dueno_Email, Amenidades_Lista)</w:t>
             </w:r>
           </w:p>
         </w:tc>
@@ -248,7 +272,7 @@
           </w:tcPr>
           <w:p>
             <w:r>
-              <w:t>Contiene datos multivaluados de amenidades en una sola celda.</w:t>
+              <w:t>Contiene datos repetitivos y amenidades en lista atómica en una sola celda.</w:t>
             </w:r>
           </w:p>
         </w:tc>
@@ -272,7 +296,7 @@
           </w:tcPr>
           <w:p>
             <w:r>
-              <w:t>PROPIEDAD(ID_Prop, Titulo, Precio, Dueno_Nombre), AMENIDAD(ID_Prop, Amenidad)</w:t>
+              <w:t>PROPIEDAD(ID_Prop, Titulo, Precio, Dueno_Nombre, Dueno_Email), AMENIDAD(ID_Prop, Amenidad)</w:t>
             </w:r>
           </w:p>
         </w:tc>
@@ -283,7 +307,7 @@
           </w:tcPr>
           <w:p>
             <w:r>
-              <w:t>Se eliminan grupos repetitivos garantizando atomicidad.</w:t>
+              <w:t>Se eliminan grupos repetitivos garantizando atomicidad de valores.</w:t>
             </w:r>
           </w:p>
         </w:tc>
@@ -305,7 +329,7 @@
           </w:tcPr>
           <w:p>
             <w:r>
-              <w:t>PROPIEDAD(ID_Prop, Titulo, Precio, Owner_ID), PROPIETARIO(Owner_ID, Nombre)</w:t>
+              <w:t>PROPIEDAD(ID_Prop, Titulo, Precio, Owner_ID), PROPIETARIO(Owner_ID, Nombre, Email)</w:t>
             </w:r>
           </w:p>
         </w:tc>
@@ -315,7 +339,7 @@
           </w:tcPr>
           <w:p>
             <w:r>
-              <w:t>Se separan los datos del propietario eliminando dependencias parciales.</w:t>
+              <w:t>Se eliminan dependencias parciales separando los datos del propietario.</w:t>
             </w:r>
           </w:p>
         </w:tc>
@@ -366,43 +390,94 @@
     <w:p>
       <w:pPr>
         <w:pStyle w:val="Heading2"/>
-        <w:spacing w:before="280" w:after="120"/>
+        <w:spacing w:before="240" w:after="120"/>
       </w:pPr>
       <w:r>
         <w:rPr>
           <w:b/>
           <w:color w:val="19322F"/>
-          <w:sz w:val="26"/>
+          <w:sz w:val="28"/>
         </w:rPr>
-        <w:t>Modelo de Base de Datos No Relacional (10 pts.)</w:t>
+        <w:t>4. Modelo de Base de Datos No Relacional (10 pts.)</w:t>
       </w:r>
     </w:p>
     <w:p>
       <w:r>
-        <w:t>Se implementó un modelo no relacional compuesto por:</w:t>
+        <w:t>Se diseñó un modelo no relacional utilizando MongoDB (Orientado a Documentos) y Redis (Clave-Valor):</w:t>
         <w:br/>
-        <w:t>1. Orientado a Documentos (MongoDB): Almacena fichas de propiedades con coordenadas geográficas, colecciones de imágenes, amenidades y métricas analíticas en tiempo real (vistas) en formato BSON.</w:t>
         <w:br/>
-        <w:t>2. Clave-Valor (Redis): Utilizado para la aceleración de caché de propiedades en memoria bajo la clave `all_properties_cache`.</w:t>
+        <w:t>1. Modelo Orientado a Documentos (MongoDB Atlas):</w:t>
+        <w:br/>
+        <w:t>Almacena fichas enriquecidas de propiedades con esquemas dinámicos, incluyendo coordenadas geográficas, colecciones de imágenes, amenidades y estadísticas de visualización integradas en un solo documento BSON sin requerir operaciones JOIN costosas.</w:t>
+        <w:br/>
+        <w:br/>
+        <w:t>Estructura del Documento BSON en MongoDB:</w:t>
+      </w:r>
+    </w:p>
+    <w:p>
+      <w:pPr>
+        <w:ind w:left="720"/>
+      </w:pPr>
+      <w:r>
+        <w:rPr>
+          <w:rFonts w:ascii="Consolas" w:hAnsi="Consolas"/>
+          <w:color w:val="19322F"/>
+          <w:sz w:val="19"/>
+        </w:rPr>
+        <w:t>{</w:t>
+        <w:br/>
+        <w:t xml:space="preserve">  "_id": "66a01b2c00000001",</w:t>
+        <w:br/>
+        <w:t xml:space="preserve">  "slug": "propiedad-casa-beverly-hills-1",</w:t>
+        <w:br/>
+        <w:t xml:space="preserve">  "title": "Casa Lujosa #1 en Beverly Hills",</w:t>
+        <w:br/>
+        <w:t xml:space="preserve">  "price": 5250000,</w:t>
+        <w:br/>
+        <w:t xml:space="preserve">  "status": "ACTIVE",</w:t>
+        <w:br/>
+        <w:t xml:space="preserve">  "specs": { "beds": 5, "baths": 4.5, "sqft": 4200, "garage_spaces": 3 },</w:t>
+        <w:br/>
+        <w:t xml:space="preserve">  "location": {</w:t>
+        <w:br/>
+        <w:t xml:space="preserve">    "city_state": "Beverly Hills, CA",</w:t>
+        <w:br/>
+        <w:t xml:space="preserve">    "address": "742 Luxury Avenue",</w:t>
+        <w:br/>
+        <w:t xml:space="preserve">    "coordinates": { "lat": 34.0736, "lng": -118.4004 }</w:t>
+        <w:br/>
+        <w:t xml:space="preserve">  },</w:t>
+        <w:br/>
+        <w:t xml:space="preserve">  "features": {</w:t>
+        <w:br/>
+        <w:t xml:space="preserve">    "amenities": ["Alberca Privada", "Casa Inteligente", "Vista al Mar", "Gimnasio Privado"],</w:t>
+        <w:br/>
+        <w:t xml:space="preserve">    "year_built": 2024</w:t>
+        <w:br/>
+        <w:t xml:space="preserve">  },</w:t>
+        <w:br/>
+        <w:t xml:space="preserve">  "analytics": { "views": 1420, "saved_in_favorites_count": 89 }</w:t>
+        <w:br/>
+        <w:t>}</w:t>
       </w:r>
     </w:p>
     <w:p>
       <w:pPr>
         <w:pStyle w:val="Heading2"/>
-        <w:spacing w:before="280" w:after="120"/>
+        <w:spacing w:before="240" w:after="120"/>
       </w:pPr>
       <w:r>
         <w:rPr>
           <w:b/>
           <w:color w:val="19322F"/>
-          <w:sz w:val="26"/>
+          <w:sz w:val="28"/>
         </w:rPr>
-        <w:t>Manejo de Restricciones (5 pts.)</w:t>
+        <w:t>5. Manejo de Restricciones (5 pts.)</w:t>
       </w:r>
     </w:p>
     <w:p>
       <w:r>
-        <w:t>El esquema relacional aplica las 6 restricciones de integridad fundamentales:</w:t>
+        <w:t>El esquema PostgreSQL aplica estrictamente las 6 restricciones de integridad relacional:</w:t>
       </w:r>
     </w:p>
     <w:tbl>
@@ -459,7 +534,7 @@
                 <w:b/>
                 <w:color w:val="FFFFFF"/>
               </w:rPr>
-              <w:t>Código SQL</w:t>
+              <w:t>Sintaxis SQL</w:t>
             </w:r>
           </w:p>
         </w:tc>
@@ -562,7 +637,7 @@
           </w:tcPr>
           <w:p>
             <w:r>
-              <w:t>Integridad referencial con propietario.</w:t>
+              <w:t>Asegura integridad referencial.</w:t>
             </w:r>
           </w:p>
         </w:tc>
@@ -604,7 +679,7 @@
           </w:tcPr>
           <w:p>
             <w:r>
-              <w:t>Evita correos o URLs duplicadas.</w:t>
+              <w:t>Impide correos o slugs duplicados.</w:t>
             </w:r>
           </w:p>
         </w:tc>
@@ -650,7 +725,7 @@
           </w:tcPr>
           <w:p>
             <w:r>
-              <w:t>Impide datos nulos o incompletos.</w:t>
+              <w:t>Evita datos faltantes o nulos.</w:t>
             </w:r>
           </w:p>
         </w:tc>
@@ -738,7 +813,7 @@
           </w:tcPr>
           <w:p>
             <w:r>
-              <w:t>Asigna valor predeterminado automático.</w:t>
+              <w:t>Asigna valor por defecto automático.</w:t>
             </w:r>
           </w:p>
         </w:tc>
@@ -748,29 +823,34 @@
     <w:p>
       <w:pPr>
         <w:pStyle w:val="Heading2"/>
-        <w:spacing w:before="280" w:after="120"/>
+        <w:spacing w:before="240" w:after="120"/>
       </w:pPr>
       <w:r>
         <w:rPr>
           <w:b/>
           <w:color w:val="19322F"/>
-          <w:sz w:val="26"/>
+          <w:sz w:val="28"/>
         </w:rPr>
-        <w:t>Diccionario de Datos en Forma de Tablas (10 pts.)</w:t>
+        <w:t>6. Diccionario de Datos (10 pts.)</w:t>
+      </w:r>
+    </w:p>
+    <w:p>
+      <w:r>
+        <w:t>Estructura detallada de las tablas relacionales y colecciones NoSQL:</w:t>
       </w:r>
     </w:p>
     <w:p>
       <w:pPr>
         <w:pStyle w:val="Heading3"/>
-        <w:spacing w:before="280" w:after="120"/>
+        <w:spacing w:before="240" w:after="120"/>
       </w:pPr>
       <w:r>
         <w:rPr>
           <w:b/>
           <w:color w:val="5C706D"/>
-          <w:sz w:val="22"/>
+          <w:sz w:val="24"/>
         </w:rPr>
-        <w:t>Tabla Relacional: properties</w:t>
+        <w:t>Diccionario de Tabla Relacional: properties</w:t>
       </w:r>
     </w:p>
     <w:tbl>
@@ -815,7 +895,7 @@
                 <w:b/>
                 <w:color w:val="FFFFFF"/>
               </w:rPr>
-              <w:t>Tipo</w:t>
+              <w:t>Tipo Dato</w:t>
             </w:r>
           </w:p>
         </w:tc>
@@ -1030,7 +1110,7 @@
           </w:tcPr>
           <w:p>
             <w:r>
-              <w:t>URL amigable de propiedad</w:t>
+              <w:t>URL amigable de la propiedad</w:t>
             </w:r>
           </w:p>
         </w:tc>
@@ -1041,7 +1121,7 @@
           </w:tcPr>
           <w:p>
             <w:r>
-              <w:t>UNIQUE, NOT NULL</w:t>
+              <w:t>UNIQUE</w:t>
             </w:r>
           </w:p>
         </w:tc>
@@ -1103,7 +1183,7 @@
           </w:tcPr>
           <w:p>
             <w:r>
-              <w:t>Nombre del inmueble</w:t>
+              <w:t>Nombre de la residencia</w:t>
             </w:r>
           </w:p>
         </w:tc>
@@ -1254,7 +1334,7 @@
           </w:tcPr>
           <w:p>
             <w:r>
-              <w:t>Estado comercial</w:t>
+              <w:t>Estado (ACTIVE, FOR SALE, FOR RENT)</w:t>
             </w:r>
           </w:p>
         </w:tc>
@@ -1634,7 +1714,7 @@
           </w:tcPr>
           <w:p>
             <w:r>
-              <w:t>ID del propietario</w:t>
+              <w:t>ID del usuario propietario</w:t>
             </w:r>
           </w:p>
         </w:tc>
@@ -1655,78 +1735,113 @@
     <w:p>
       <w:pPr>
         <w:pStyle w:val="Heading2"/>
-        <w:spacing w:before="280" w:after="120"/>
+        <w:spacing w:before="240" w:after="120"/>
       </w:pPr>
       <w:r>
         <w:rPr>
           <w:b/>
           <w:color w:val="19322F"/>
-          <w:sz w:val="26"/>
+          <w:sz w:val="28"/>
         </w:rPr>
-        <w:t>Creación de las Bases de Datos e Inserción de Registros (15 pts.)</w:t>
+        <w:t>7. Creación de las Bases de Datos (10 pts.)</w:t>
       </w:r>
     </w:p>
     <w:p>
       <w:r>
-        <w:t>- Base de Datos Relacional (PostgreSQL): Creada mediante el script DDL con 50 registros reales y coherentes por cada una de las 4 tablas (profiles, properties, user_favorites, appointments), alcanzando 200 registros.</w:t>
-        <w:br/>
-        <w:t>- Base de Datos No Relacional (MongoDB): Creada mediante script de colección e índices, poblada con 10,000 documentos BSON de analítica masiva en `mongodb_nosql_dataset.json`.</w:t>
+        <w:t>El proyecto cuenta con scripts automáticos DDL y DML para PostgreSQL y scripts de inicialización en MongoDB:</w:t>
       </w:r>
     </w:p>
     <w:p>
       <w:pPr>
         <w:pStyle w:val="Heading2"/>
-        <w:spacing w:before="280" w:after="120"/>
+        <w:spacing w:before="240" w:after="120"/>
       </w:pPr>
       <w:r>
         <w:rPr>
           <w:b/>
           <w:color w:val="19322F"/>
-          <w:sz w:val="26"/>
+          <w:sz w:val="28"/>
         </w:rPr>
-        <w:t>Script Completo y Copia de Seguridad / Backup (4 pts.)</w:t>
+        <w:t>8. Inserción de Registros (15 pts.)</w:t>
       </w:r>
     </w:p>
     <w:p>
       <w:r>
-        <w:t>Se adjuntan en la carpeta `Documentacion` los archivos correspondientes:</w:t>
+        <w:t>Cumpliendo con los requisitos de volumen de datos:</w:t>
         <w:br/>
-        <w:t>- `schema_and_data_postgresql.sql`: Script DDL y DML relacional completo.</w:t>
+        <w:t>1. Base de Datos Relacional (PostgreSQL): Se generaron e insertaron 50 registros reales y coherentes por cada una de las 4 tablas (profiles, properties, user_favorites, appointments), sumando 200 tuplas relacionales.</w:t>
         <w:br/>
-        <w:t>- `mongodb_nosql_dataset.json`: Dataset BSON de 10,000 registros para MongoDB.</w:t>
+        <w:t>2. Base de Datos No Relacional (MongoDB): Se generaron e insertaron 10,000 documentos BSON completos con coordenadas, analítica y especificidades técnicas para pruebas de carga masiva.</w:t>
       </w:r>
     </w:p>
     <w:p>
       <w:pPr>
         <w:pStyle w:val="Heading2"/>
-        <w:spacing w:before="280" w:after="120"/>
+        <w:spacing w:before="240" w:after="120"/>
       </w:pPr>
       <w:r>
         <w:rPr>
           <w:b/>
           <w:color w:val="19322F"/>
-          <w:sz w:val="26"/>
+          <w:sz w:val="28"/>
         </w:rPr>
-        <w:t>Proyecto Web con Conexión a Base de Datos (20 pts.)</w:t>
+        <w:t>9. Archivos Adjuntos y Copia de Seguridad (4 pts.)</w:t>
       </w:r>
     </w:p>
     <w:p>
       <w:r>
-        <w:t>Aplicación web desarrollada en Next.js 16 (App Router), React 19, TypeScript y Tailwind CSS 4. Permite las operaciones CRUD completas (Agregar, Modificar, Eliminar y Buscar) con conexión directa a PostgreSQL (Supabase SDK) y Redis.</w:t>
+        <w:t>Se incluyen en el entregable del proyecto los siguientes archivos ejecutables de respaldo:</w:t>
+        <w:br/>
+        <w:t>- schema_and_data_postgresql.sql: Script completo DDL de creación de tablas, llaves, restricciones e inserción de 50 registros por tabla.</w:t>
+        <w:br/>
+        <w:t>- mongodb_nosql_dataset.json: Dataset masivo JSON de 10,000 registros para importar directamente en MongoDB Atlas con mongoimport.</w:t>
       </w:r>
     </w:p>
     <w:p>
       <w:pPr>
         <w:pStyle w:val="Heading2"/>
-        <w:spacing w:before="280" w:after="120"/>
+        <w:spacing w:before="240" w:after="120"/>
       </w:pPr>
       <w:r>
         <w:rPr>
           <w:b/>
           <w:color w:val="19322F"/>
-          <w:sz w:val="26"/>
+          <w:sz w:val="28"/>
         </w:rPr>
-        <w:t>Identificación de Objetos en la Base de Datos (10 pts.)</w:t>
+        <w:t>10. Proyecto Web Desarrollado con Conexión a BD (20 pts.)</w:t>
+      </w:r>
+    </w:p>
+    <w:p>
+      <w:r>
+        <w:t>La aplicación web fue construida utilizando la arquitectura moderna de desarrollo de software de Next.js 16 (App Router), React 19 y TypeScript.</w:t>
+        <w:br/>
+        <w:br/>
+        <w:t>Características de la Arquitectura:</w:t>
+        <w:br/>
+        <w:t>- Conexión a PostgreSQL: Mediante el cliente oficial de Supabase SDK, ejecutando consultas seguras.</w:t>
+        <w:br/>
+        <w:t>- Conexión NoSQL / Redis: Integración de cliente Redis para manejo de caché de propiedades en memoria.</w:t>
+        <w:br/>
+        <w:t>- Interfaz Gráfica de Alto Impacto: Construida con Tailwind CSS 4, componentes modulares y soporte multilenguaje (Español / Inglés).</w:t>
+      </w:r>
+    </w:p>
+    <w:p>
+      <w:pPr>
+        <w:pStyle w:val="Heading2"/>
+        <w:spacing w:before="240" w:after="120"/>
+      </w:pPr>
+      <w:r>
+        <w:rPr>
+          <w:b/>
+          <w:color w:val="19322F"/>
+          <w:sz w:val="28"/>
+        </w:rPr>
+        <w:t>11. Identificación de Objetos en la Base de Datos (10 pts.)</w:t>
+      </w:r>
+    </w:p>
+    <w:p>
+      <w:r>
+        <w:t>Matriz de objetos programados y su ubicación en el motor de base de datos:</w:t>
       </w:r>
     </w:p>
     <w:tbl>
@@ -1814,7 +1929,7 @@
                 <w:b/>
                 <w:color w:val="FFFFFF"/>
               </w:rPr>
-              <w:t>Ubicación Motor</w:t>
+              <w:t>Ubicación en el Motor</w:t>
             </w:r>
           </w:p>
         </w:tc>
@@ -1866,7 +1981,7 @@
           </w:tcPr>
           <w:p>
             <w:r>
-              <w:t>Schema public / pg_class</w:t>
+              <w:t>Esquema public / pg_class</w:t>
             </w:r>
           </w:p>
         </w:tc>
@@ -1890,7 +2005,7 @@
           </w:tcPr>
           <w:p>
             <w:r>
-              <w:t>vw_active_properties_summary</w:t>
+              <w:t>vw_active_properties</w:t>
             </w:r>
           </w:p>
         </w:tc>
@@ -1901,7 +2016,7 @@
           </w:tcPr>
           <w:p>
             <w:r>
-              <w:t>Proporciona resumen de inmuebles activos</w:t>
+              <w:t>Proporciona resumen acelerado de inmuebles activos</w:t>
             </w:r>
           </w:p>
         </w:tc>
@@ -1912,7 +2027,7 @@
           </w:tcPr>
           <w:p>
             <w:r>
-              <w:t>properties, profiles</w:t>
+              <w:t>properties</w:t>
             </w:r>
           </w:p>
         </w:tc>
@@ -1923,7 +2038,7 @@
           </w:tcPr>
           <w:p>
             <w:r>
-              <w:t>pg_views</w:t>
+              <w:t>Catálogo pg_views</w:t>
             </w:r>
           </w:p>
         </w:tc>
@@ -1945,7 +2060,7 @@
           </w:tcPr>
           <w:p>
             <w:r>
-              <w:t>trg_properties_timestamp</w:t>
+              <w:t>trg_update_timestamp</w:t>
             </w:r>
           </w:p>
         </w:tc>
@@ -1955,7 +2070,7 @@
           </w:tcPr>
           <w:p>
             <w:r>
-              <w:t>Actualiza fecha de modificación automáticamente</w:t>
+              <w:t>Actualiza automáticamente fecha de modificación</w:t>
             </w:r>
           </w:p>
         </w:tc>
@@ -1965,7 +2080,7 @@
           </w:tcPr>
           <w:p>
             <w:r>
-              <w:t>properties</w:t>
+              <w:t>properties, profiles</w:t>
             </w:r>
           </w:p>
         </w:tc>
@@ -1975,7 +2090,7 @@
           </w:tcPr>
           <w:p>
             <w:r>
-              <w:t>pg_trigger</w:t>
+              <w:t>Catálogo pg_trigger</w:t>
             </w:r>
           </w:p>
         </w:tc>
@@ -2010,7 +2125,7 @@
           </w:tcPr>
           <w:p>
             <w:r>
-              <w:t>Calcula totales de propiedades y valor acumulado</w:t>
+              <w:t>Calcula métricas de propiedades activas y en renta</w:t>
             </w:r>
           </w:p>
         </w:tc>
@@ -2032,7 +2147,7 @@
           </w:tcPr>
           <w:p>
             <w:r>
-              <w:t>pg_proc</w:t>
+              <w:t>Catálogo pg_proc</w:t>
             </w:r>
           </w:p>
         </w:tc>
@@ -2084,7 +2199,7 @@
           </w:tcPr>
           <w:p>
             <w:r>
-              <w:t>pg_proc</w:t>
+              <w:t>Catálogo pg_proc</w:t>
             </w:r>
           </w:p>
         </w:tc>
@@ -2108,7 +2223,7 @@
           </w:tcPr>
           <w:p>
             <w:r>
-              <w:t>idx_properties_slug</w:t>
+              <w:t>idx_prop_slug</w:t>
             </w:r>
           </w:p>
         </w:tc>
@@ -2119,7 +2234,7 @@
           </w:tcPr>
           <w:p>
             <w:r>
-              <w:t>Acelera búsquedas por URL en O(log N)</w:t>
+              <w:t>Acelera búsquedas por URL amigable en O(log N)</w:t>
             </w:r>
           </w:p>
         </w:tc>
@@ -2141,7 +2256,7 @@
           </w:tcPr>
           <w:p>
             <w:r>
-              <w:t>pg_am</w:t>
+              <w:t>Catálogo pg_am</w:t>
             </w:r>
           </w:p>
         </w:tc>
@@ -2151,212 +2266,29 @@
     <w:p>
       <w:pPr>
         <w:pStyle w:val="Heading2"/>
-        <w:spacing w:before="280" w:after="120"/>
+        <w:spacing w:before="240" w:after="120"/>
       </w:pPr>
       <w:r>
         <w:rPr>
           <w:b/>
           <w:color w:val="19322F"/>
-          <w:sz w:val="26"/>
+          <w:sz w:val="28"/>
         </w:rPr>
-        <w:t>Funcionalidad de la Aplicación con Descripción e Imágenes (10 pts.)</w:t>
+        <w:t>12. Funcionalidad de la Aplicación con Capturas (10 pts.)</w:t>
       </w:r>
     </w:p>
     <w:p>
       <w:r>
-        <w:t>A continuación se presentan las capturas de pantalla de la aplicación web demostrando su funcionalidad operativa:</w:t>
-      </w:r>
-    </w:p>
-    <w:p>
-      <w:pPr>
-        <w:spacing w:before="160" w:after="80"/>
-      </w:pPr>
-      <w:r>
-        <w:t>Figura 1. Pantalla Principal (Landing Page) con Buscador Multicriterio y Filtros por Categorías.</w:t>
-      </w:r>
-      <w:r>
-        <w:t xml:space="preserve">
-</w:t>
-      </w:r>
-    </w:p>
-    <w:p>
-      <w:pPr>
-        <w:jc w:val="center"/>
-      </w:pPr>
-      <w:r>
-        <w:drawing>
-          <wp:inline xmlns:a="http://schemas.openxmlformats.org/drawingml/2006/main" xmlns:pic="http://schemas.openxmlformats.org/drawingml/2006/picture">
-            <wp:extent cx="5303520" cy="3314700"/>
-            <wp:docPr id="1" name="Picture 1"/>
-            <wp:cNvGraphicFramePr>
-              <a:graphicFrameLocks noChangeAspect="1"/>
-            </wp:cNvGraphicFramePr>
-            <a:graphic>
-              <a:graphicData uri="http://schemas.openxmlformats.org/drawingml/2006/picture">
-                <pic:pic>
-                  <pic:nvPicPr>
-                    <pic:cNvPr id="0" name="cap_home.png"/>
-                    <pic:cNvPicPr/>
-                  </pic:nvPicPr>
-                  <pic:blipFill>
-                    <a:blip r:embed="rId9"/>
-                    <a:stretch>
-                      <a:fillRect/>
-                    </a:stretch>
-                  </pic:blipFill>
-                  <pic:spPr>
-                    <a:xfrm>
-                      <a:off x="0" y="0"/>
-                      <a:ext cx="5303520" cy="3314700"/>
-                    </a:xfrm>
-                    <a:prstGeom prst="rect"/>
-                  </pic:spPr>
-                </pic:pic>
-              </a:graphicData>
-            </a:graphic>
-          </wp:inline>
-        </w:drawing>
-      </w:r>
-    </w:p>
-    <w:p>
-      <w:pPr>
-        <w:spacing w:before="160" w:after="80"/>
-      </w:pPr>
-      <w:r>
-        <w:t>Figura 2. Catálogo General de Propiedades (/properties) mostrando los contadores dinámicos y muestras del Dataset NoSQL.</w:t>
-      </w:r>
-    </w:p>
-    <w:p>
-      <w:pPr>
-        <w:jc w:val="center"/>
-      </w:pPr>
-      <w:r>
-        <w:drawing>
-          <wp:inline xmlns:a="http://schemas.openxmlformats.org/drawingml/2006/main" xmlns:pic="http://schemas.openxmlformats.org/drawingml/2006/picture">
-            <wp:extent cx="5303520" cy="3314700"/>
-            <wp:docPr id="2" name="Picture 2"/>
-            <wp:cNvGraphicFramePr>
-              <a:graphicFrameLocks noChangeAspect="1"/>
-            </wp:cNvGraphicFramePr>
-            <a:graphic>
-              <a:graphicData uri="http://schemas.openxmlformats.org/drawingml/2006/picture">
-                <pic:pic>
-                  <pic:nvPicPr>
-                    <pic:cNvPr id="0" name="cap_catalog.png"/>
-                    <pic:cNvPicPr/>
-                  </pic:nvPicPr>
-                  <pic:blipFill>
-                    <a:blip r:embed="rId10"/>
-                    <a:stretch>
-                      <a:fillRect/>
-                    </a:stretch>
-                  </pic:blipFill>
-                  <pic:spPr>
-                    <a:xfrm>
-                      <a:off x="0" y="0"/>
-                      <a:ext cx="5303520" cy="3314700"/>
-                    </a:xfrm>
-                    <a:prstGeom prst="rect"/>
-                  </pic:spPr>
-                </pic:pic>
-              </a:graphicData>
-            </a:graphic>
-          </wp:inline>
-        </w:drawing>
-      </w:r>
-    </w:p>
-    <w:p>
-      <w:pPr>
-        <w:spacing w:before="160" w:after="80"/>
-      </w:pPr>
-      <w:r>
-        <w:t>Figura 3. Módulo de Propiedades Favoritas (/favorites) con sincronización e inmunización acumulativa.</w:t>
-      </w:r>
-    </w:p>
-    <w:p>
-      <w:pPr>
-        <w:jc w:val="center"/>
-      </w:pPr>
-      <w:r>
-        <w:drawing>
-          <wp:inline xmlns:a="http://schemas.openxmlformats.org/drawingml/2006/main" xmlns:pic="http://schemas.openxmlformats.org/drawingml/2006/picture">
-            <wp:extent cx="5303520" cy="3314700"/>
-            <wp:docPr id="3" name="Picture 3"/>
-            <wp:cNvGraphicFramePr>
-              <a:graphicFrameLocks noChangeAspect="1"/>
-            </wp:cNvGraphicFramePr>
-            <a:graphic>
-              <a:graphicData uri="http://schemas.openxmlformats.org/drawingml/2006/picture">
-                <pic:pic>
-                  <pic:nvPicPr>
-                    <pic:cNvPr id="0" name="cap_favorites.png"/>
-                    <pic:cNvPicPr/>
-                  </pic:nvPicPr>
-                  <pic:blipFill>
-                    <a:blip r:embed="rId11"/>
-                    <a:stretch>
-                      <a:fillRect/>
-                    </a:stretch>
-                  </pic:blipFill>
-                  <pic:spPr>
-                    <a:xfrm>
-                      <a:off x="0" y="0"/>
-                      <a:ext cx="5303520" cy="3314700"/>
-                    </a:xfrm>
-                    <a:prstGeom prst="rect"/>
-                  </pic:spPr>
-                </pic:pic>
-              </a:graphicData>
-            </a:graphic>
-          </wp:inline>
-        </w:drawing>
-      </w:r>
-    </w:p>
-    <w:p>
-      <w:pPr>
-        <w:spacing w:before="160" w:after="80"/>
-      </w:pPr>
-      <w:r>
-        <w:t>Figura 4. Panel Administrativo de Diagnóstico BD (/admin/database) mostrando objetos de base de datos y diccionario.</w:t>
-      </w:r>
-    </w:p>
-    <w:p>
-      <w:pPr>
-        <w:jc w:val="center"/>
-      </w:pPr>
-      <w:r>
-        <w:drawing>
-          <wp:inline xmlns:a="http://schemas.openxmlformats.org/drawingml/2006/main" xmlns:pic="http://schemas.openxmlformats.org/drawingml/2006/picture">
-            <wp:extent cx="5303520" cy="3314700"/>
-            <wp:docPr id="4" name="Picture 4"/>
-            <wp:cNvGraphicFramePr>
-              <a:graphicFrameLocks noChangeAspect="1"/>
-            </wp:cNvGraphicFramePr>
-            <a:graphic>
-              <a:graphicData uri="http://schemas.openxmlformats.org/drawingml/2006/picture">
-                <pic:pic>
-                  <pic:nvPicPr>
-                    <pic:cNvPr id="0" name="cap_admin_db.png"/>
-                    <pic:cNvPicPr/>
-                  </pic:nvPicPr>
-                  <pic:blipFill>
-                    <a:blip r:embed="rId12"/>
-                    <a:stretch>
-                      <a:fillRect/>
-                    </a:stretch>
-                  </pic:blipFill>
-                  <pic:spPr>
-                    <a:xfrm>
-                      <a:off x="0" y="0"/>
-                      <a:ext cx="5303520" cy="3314700"/>
-                    </a:xfrm>
-                    <a:prstGeom prst="rect"/>
-                  </pic:spPr>
-                </pic:pic>
-              </a:graphicData>
-            </a:graphic>
-          </wp:inline>
-        </w:drawing>
+        <w:t>Muestra detallada del sistema en funcionamiento:</w:t>
+        <w:br/>
+        <w:br/>
+        <w:t>1. Pantalla Principal (Landing Page): Buscador de propiedades con selección rápida por categorías (Casas, Departamentos, Villas, Penthouses), catálogo traducido al español e integración del modal de filtros.</w:t>
+        <w:br/>
+        <w:t>2. Catálogo General de Propiedades (/properties): Vista de cuadrícula responsiva con tarjetas detallando recámaras, baños, superficie en m², insignias de estado (EN RENTA / EXCLUSIVO) y botón independiente de favoritas.</w:t>
+        <w:br/>
+        <w:t>3. Vista de Favoritos (/favorites): Módulo que sincroniza en tiempo real las propiedades guardadas por el usuario, con ordenamiento por precio y vista en lista o cuadrícula.</w:t>
+        <w:br/>
+        <w:t>4. Panel Administrativo (/admin/properties): Dashboard de gestión con KPIs dinámicos, tabla interactiva de inmuebles y gestión de estados.</w:t>
       </w:r>
     </w:p>
     <w:p>
@@ -2367,7 +2299,7 @@
     <w:p>
       <w:pPr>
         <w:pStyle w:val="Heading1"/>
-        <w:spacing w:before="280" w:after="120"/>
+        <w:spacing w:before="240" w:after="120"/>
       </w:pPr>
       <w:r>
         <w:rPr>
@@ -2380,40 +2312,31 @@
     </w:p>
     <w:p>
       <w:pPr>
+        <w:spacing w:line="312" w:lineRule="auto"/>
         <w:ind w:left="720" w:hanging="720"/>
       </w:pPr>
+    </w:p>
+    <w:p>
       <w:r>
         <w:t>Chodorow, C. (2013). MongoDB: The Definitive Guide (2.ª ed.). O'Reilly Media.</w:t>
       </w:r>
     </w:p>
     <w:p>
-      <w:pPr>
-        <w:ind w:left="720" w:hanging="720"/>
-      </w:pPr>
       <w:r>
         <w:t>Date, C. J. (2004). An Introduction to Database Systems (8.ª ed.). Addison-Wesley.</w:t>
       </w:r>
     </w:p>
     <w:p>
-      <w:pPr>
-        <w:ind w:left="720" w:hanging="720"/>
-      </w:pPr>
       <w:r>
-        <w:t>Elmasri, R., &amp; Navathe, S. B. (2017). Fundamentos de Sistemas de Bases de Datos (7.ª ed.). Pearson Educación.</w:t>
+        <w:t>Elmasri, R., &amp; Navathe, S. B. (2017). Fundamentos de Sistemas de Bases de Datos (7.ª ed.). Pearson Educación. (Libro de texto principal)</w:t>
       </w:r>
     </w:p>
     <w:p>
-      <w:pPr>
-        <w:ind w:left="720" w:hanging="720"/>
-      </w:pPr>
       <w:r>
         <w:t>PostgreSQL Global Development Group. (2026). PostgreSQL 16.0 Documentation. PostgreSQL.org. https://www.postgresql.org/docs/16/</w:t>
       </w:r>
     </w:p>
     <w:p>
-      <w:pPr>
-        <w:ind w:left="720" w:hanging="720"/>
-      </w:pPr>
       <w:r>
         <w:t>Silberschatz, A., Korth, H. F., &amp; Sudarshan, S. (2020). Database System Concepts (7.ª ed.). McGraw-Hill Education.</w:t>
       </w:r>

--- a/practice_2d/luxu-real-estate/luxu-real-estate/Documentacion_Proyecto_Base_de_Datos.docx
+++ b/practice_2d/luxu-real-estate/luxu-real-estate/Documentacion_Proyecto_Base_de_Datos.docx
@@ -24,7 +24,7 @@
           <w:color w:val="19322F"/>
           <w:sz w:val="40"/>
         </w:rPr>
-        <w:t>DOCUMENTACIÓN FINAL DE PROYECTO DE BASE DE DATOS</w:t>
+        <w:t>DOCUMENTACIÓN OFICIAL DEL PROYECTO DE BASE DE DATOS</w:t>
         <w:br/>
       </w:r>
       <w:r>
@@ -33,8 +33,6 @@
           <w:sz w:val="28"/>
         </w:rPr>
         <w:t>Plataforma Inmobiliaria de Lujo Luxu Real Estate</w:t>
-        <w:br/>
-        <w:t>(PostgreSQL + MongoDB + Redis + Next.js 16)</w:t>
         <w:br/>
         <w:br/>
         <w:br/>
@@ -48,7 +46,6 @@
       <w:r>
         <w:rPr>
           <w:b/>
-          <w:color w:val="19322F"/>
           <w:sz w:val="22"/>
         </w:rPr>
         <w:br/>
@@ -62,7 +59,7 @@
         <w:br/>
         <w:t xml:space="preserve">    SEMESTRE: 2026-I</w:t>
         <w:br/>
-        <w:t xml:space="preserve">    FECHA DE ENTREGA: 22 de Julio de 2026</w:t>
+        <w:t xml:space="preserve">    FECHA DE ENTREGA: 23 de Julio de 2026</w:t>
         <w:br/>
         <w:t xml:space="preserve">    PUNTAJE OBJETIVO: 100 / 100 Puntos</w:t>
         <w:br/>
@@ -77,7 +74,7 @@
     <w:p>
       <w:pPr>
         <w:pStyle w:val="Heading1"/>
-        <w:spacing w:before="240" w:after="120"/>
+        <w:spacing w:before="280" w:after="120"/>
       </w:pPr>
       <w:r>
         <w:rPr>
@@ -91,100 +88,79 @@
     <w:p>
       <w:pPr>
         <w:pStyle w:val="Heading2"/>
-        <w:spacing w:before="240" w:after="120"/>
+        <w:spacing w:before="280" w:after="120"/>
       </w:pPr>
       <w:r>
         <w:rPr>
           <w:b/>
           <w:color w:val="19322F"/>
-          <w:sz w:val="28"/>
+          <w:sz w:val="26"/>
         </w:rPr>
-        <w:t>1. Descripción del Problema (3 pts.)</w:t>
+        <w:t>Descripción del Problema (3 pts.)</w:t>
       </w:r>
     </w:p>
     <w:p>
       <w:r>
-        <w:t>El sector inmobiliario de alta gama presenta requerimientos estrictos de gestión de datos, confidencialidad y tiempos de respuesta inmediatos. En los entornos tradicionales de comercialización inmobiliaria se identifican los siguientes problemas estructurales:</w:t>
-        <w:br/>
-        <w:br/>
-        <w:t>1. Desorganización y Redundancia de Información: Las fichas técnicas de las propiedades, los datos de contacto de los clientes VIP y las agendas de los agentes se gestionan comúnmente en hojas de cálculo independientes. Esto ocasiona inconsistencia en los datos, duplicidad de inmuebles y pérdida de oportunidades de venta.</w:t>
-        <w:br/>
-        <w:t>2. Ineficiencia en Consultas Complejas: Los compradores exigentes requieren filtrar inmuebles bajo combinaciones estrictas de variables (rango de precio, ubicación exacta, número de habitaciones, baños, tipo de inmueble y amenidades exclusivas como heli-puerto, alberca privada o cava de vinos). Sin una base de datos relacional adecuadamente estructurada en 3FN e indexada, las consultas tardan segundos excesivos en responder.</w:t>
-        <w:br/>
-        <w:t>3. Desafíos de Escalabilidad y Analítica Masiva: La necesidad de registrar miles de interacciones diarias (vistas de páginas, clics en favoritos y registros de eventos) satura los motores transaccionales si no se cuenta con un esquema híbrido NoSQL diseñado para analítica masiva.</w:t>
-        <w:br/>
-        <w:t>4. Falta de Control de Acceso basado en Roles (RBAC): Los sistemas vulnerables carecen de segregación entre usuarios administradores y clientes, lo que permite alteraciones no autorizadas en precios o estados comerciales.</w:t>
-        <w:br/>
-        <w:br/>
-        <w:t>Solución Implementada: La plataforma Luxu Real Estate resuelve de forma integral esta problemática mediante una arquitectura híbrida de alto rendimiento que combina PostgreSQL (BD Relacional para transacciones ACID), MongoDB (BD NoSQL para analítica documental masiva) y Redis (BD Clave-Valor para almacenamiento en caché de alto rendimiento).</w:t>
+        <w:t>El sector inmobiliario comercial de alta gama presenta problemas estructurales al gestionar su información. La desorganización en hojas de cálculo independientes provoca inconsistencia de datos y pérdida de oportunidades de venta. Asimismo, la falta de una base de datos relacional normalizada ocasiona lentitud al realizar búsquedas compuestas por ubicación, rango de precio o amenidades. La solución implementada es Luxu Real Estate, un sistema inmobiliario con arquitectura híbrida de alto rendimiento.</w:t>
       </w:r>
     </w:p>
     <w:p>
       <w:pPr>
         <w:pStyle w:val="Heading2"/>
-        <w:spacing w:before="240" w:after="120"/>
+        <w:spacing w:before="280" w:after="120"/>
       </w:pPr>
       <w:r>
         <w:rPr>
           <w:b/>
           <w:color w:val="19322F"/>
-          <w:sz w:val="28"/>
+          <w:sz w:val="26"/>
         </w:rPr>
-        <w:t>2. Alcance del Proyecto (4 pts.)</w:t>
+        <w:t>Alcance del Proyecto: Catálogos y Módulos (4 pts.)</w:t>
       </w:r>
     </w:p>
     <w:p>
       <w:r>
-        <w:t>El proyecto abarca el desarrollo completo de la capa de almacenamiento y la capa de aplicación web responsiva.</w:t>
+        <w:t>El proyecto abarca los siguientes catálogos funcionales con operaciones completas de Agregar (Create), Consultar/Filtrar (Read), Modificar (Update) y Eliminar (Delete):</w:t>
+        <w:br/>
+        <w:t>- Catálogo de Propiedades: Registro de inmuebles, estado comercial, precios y amenidades.</w:t>
+        <w:br/>
+        <w:t>- Catálogo de Perfiles y Usuarios: Gestión de cuentas de usuario.</w:t>
+        <w:br/>
+        <w:t>- Catálogo de Favoritos: Gestión e inmunización acumulativa de inmuebles marcados.</w:t>
+        <w:br/>
+        <w:t>- Catálogo de Citas y Visitas Guiadas: Agendado de recorridos presenciales.</w:t>
         <w:br/>
         <w:br/>
-        <w:t>A. Catálogos con Operaciones CRUD y Búsquedas:</w:t>
+        <w:t>Módulos Especializados:</w:t>
         <w:br/>
-        <w:t>- Catálogo de Propiedades: Operaciones completas de Agregar (Create), Consultar y Filtrar (Read), Editar datos técnicos/precios (Update) y Borrar inmuebles (Delete). Incluye búsqueda inteligente por términos clave.</w:t>
+        <w:t>- Módulo de Control de Acceso basado en Roles (RBAC): Filtrado dinámico de navegación para roles Admin y Cliente.</w:t>
         <w:br/>
-        <w:t>- Catálogo de Usuarios y Perfiles: Gestión de usuarios con control de roles (Admin, Agente, Cliente) y datos de perfil.</w:t>
-        <w:br/>
-        <w:t>- Catálogo de Favoritos: Gestión de inmuebles guardados con persistencia en localStorage y sincronización en la base de datos relacional.</w:t>
-        <w:br/>
-        <w:t>- Catálogo de Citas y Visitas Guiadas: Agendado de recorridos presenciales conectando clientes con propiedades.</w:t>
-        <w:br/>
-        <w:br/>
-        <w:t>B. Módulos Especializados:</w:t>
-        <w:br/>
-        <w:t>- Módulo de Control de Acceso por Roles (RBAC): Filtra automáticamente la interfaz de usuario en la barra de navegación según el rol autenticado (🛡️ Admin vs 👤 Cliente).</w:t>
-        <w:br/>
-        <w:t>- Módulo de KPIs y Analítica Comercial: Panel de métricas en tiempo real que calcula propiedades activas, en renta, en venta y pendientes de aprobación.</w:t>
+        <w:t>- Módulo de Métricas y KPIs: Cálculo en tiempo real de propiedades activas, en renta y valor comercial total.</w:t>
       </w:r>
     </w:p>
     <w:p>
       <w:pPr>
         <w:pStyle w:val="Heading2"/>
-        <w:spacing w:before="240" w:after="120"/>
+        <w:spacing w:before="280" w:after="120"/>
       </w:pPr>
       <w:r>
         <w:rPr>
           <w:b/>
           <w:color w:val="19322F"/>
-          <w:sz w:val="28"/>
+          <w:sz w:val="26"/>
         </w:rPr>
-        <w:t>3. Modelo de Base de Datos Relacional y Normalización (1FN, 2FN, 3FN) (5 pts.)</w:t>
+        <w:t>Modelo de Base de Datos Relacional y Normalización (1FN, 2FN, 3FN) (5 pts.)</w:t>
       </w:r>
     </w:p>
     <w:p>
       <w:r>
-        <w:t>La normalización es el proceso formal para eliminar redundancias y anomalías de inserción, actualización y borrado en bases de datos relacionales.</w:t>
+        <w:t>La normalización es el proceso formal para eliminar redundancias y anomalías en bases de datos relacionales:</w:t>
         <w:br/>
+        <w:t>- 1FN: Requiere atomicidad en todos los atributos y presencia de clave primaria.</w:t>
         <w:br/>
-        <w:t>Fundamentos Teóricos:</w:t>
+        <w:t>- 2FN: Exige 1FN y la eliminación de dependencias parciales de la clave primaria.</w:t>
         <w:br/>
-        <w:t>- Primera Forma Normal (1FN): Requiere que los atributos sean atómicos (sin valores compuestos ni repetidos) y que exista una clave primaria única.</w:t>
-        <w:br/>
-        <w:t>- Segunda Forma Normal (2FN): Exige estar en 1FN y que todos los atributos no clave dependan funcionalmente de la clave primaria completa (sin dependencias parciales).</w:t>
-        <w:br/>
-        <w:t>- Tercera Forma Normal (3FN): Exige estar en 2FN y que ningún atributo no clave dependa de otro atributo no clave (sin dependencias transitivas).</w:t>
-        <w:br/>
-        <w:br/>
-        <w:t>Proceso de Aplicación Paso a Paso en Luxu Real Estate:</w:t>
+        <w:t>- 3FN: Exige 2FN y la eliminación de dependencias transitivas entre atributos no clave.</w:t>
       </w:r>
     </w:p>
     <w:tbl>
@@ -225,7 +201,7 @@
                 <w:b/>
                 <w:color w:val="FFFFFF"/>
               </w:rPr>
-              <w:t>Estructura de la Tabla</w:t>
+              <w:t>Estructura de Tabla</w:t>
             </w:r>
           </w:p>
         </w:tc>
@@ -240,7 +216,7 @@
                 <w:b/>
                 <w:color w:val="FFFFFF"/>
               </w:rPr>
-              <w:t>Acción / Justificación Aplicada</w:t>
+              <w:t>Acción / Justificación</w:t>
             </w:r>
           </w:p>
         </w:tc>
@@ -262,7 +238,7 @@
           </w:tcPr>
           <w:p>
             <w:r>
-              <w:t>TABLA_REGISTRO(ID_Prop, Titulo, Precio, Dueno_Nombre, Dueno_Email, Amenidades_Lista)</w:t>
+              <w:t>TABLA_REGISTRO(ID_Prop, Titulo, Precio, Dueno_Nombre, Amenidades_Lista)</w:t>
             </w:r>
           </w:p>
         </w:tc>
@@ -272,7 +248,7 @@
           </w:tcPr>
           <w:p>
             <w:r>
-              <w:t>Contiene datos repetitivos y amenidades en lista atómica en una sola celda.</w:t>
+              <w:t>Contiene datos multivaluados de amenidades en una sola celda.</w:t>
             </w:r>
           </w:p>
         </w:tc>
@@ -296,7 +272,7 @@
           </w:tcPr>
           <w:p>
             <w:r>
-              <w:t>PROPIEDAD(ID_Prop, Titulo, Precio, Dueno_Nombre, Dueno_Email), AMENIDAD(ID_Prop, Amenidad)</w:t>
+              <w:t>PROPIEDAD(ID_Prop, Titulo, Precio, Dueno_Nombre), AMENIDAD(ID_Prop, Amenidad)</w:t>
             </w:r>
           </w:p>
         </w:tc>
@@ -307,7 +283,7 @@
           </w:tcPr>
           <w:p>
             <w:r>
-              <w:t>Se eliminan grupos repetitivos garantizando atomicidad de valores.</w:t>
+              <w:t>Se eliminan grupos repetitivos garantizando atomicidad.</w:t>
             </w:r>
           </w:p>
         </w:tc>
@@ -329,7 +305,7 @@
           </w:tcPr>
           <w:p>
             <w:r>
-              <w:t>PROPIEDAD(ID_Prop, Titulo, Precio, Owner_ID), PROPIETARIO(Owner_ID, Nombre, Email)</w:t>
+              <w:t>PROPIEDAD(ID_Prop, Titulo, Precio, Owner_ID), PROPIETARIO(Owner_ID, Nombre)</w:t>
             </w:r>
           </w:p>
         </w:tc>
@@ -339,7 +315,7 @@
           </w:tcPr>
           <w:p>
             <w:r>
-              <w:t>Se eliminan dependencias parciales separando los datos del propietario.</w:t>
+              <w:t>Se separan los datos del propietario eliminando dependencias parciales.</w:t>
             </w:r>
           </w:p>
         </w:tc>
@@ -390,94 +366,38 @@
     <w:p>
       <w:pPr>
         <w:pStyle w:val="Heading2"/>
-        <w:spacing w:before="240" w:after="120"/>
+        <w:spacing w:before="280" w:after="120"/>
       </w:pPr>
       <w:r>
         <w:rPr>
           <w:b/>
           <w:color w:val="19322F"/>
-          <w:sz w:val="28"/>
+          <w:sz w:val="26"/>
         </w:rPr>
-        <w:t>4. Modelo de Base de Datos No Relacional (10 pts.)</w:t>
+        <w:t>Modelo de Base de Datos No Relacional (10 pts.)</w:t>
       </w:r>
     </w:p>
     <w:p>
       <w:r>
-        <w:t>Se diseñó un modelo no relacional utilizando MongoDB (Orientado a Documentos) y Redis (Clave-Valor):</w:t>
+        <w:t>Se implementó un modelo no relacional compuesto por:</w:t>
         <w:br/>
+        <w:t>1. Orientado a Documentos (MongoDB): Almacena fichas de propiedades con coordenadas geográficas, colecciones de imágenes, amenidades y métricas analíticas en tiempo real (vistas) en formato BSON.</w:t>
         <w:br/>
-        <w:t>1. Modelo Orientado a Documentos (MongoDB Atlas):</w:t>
-        <w:br/>
-        <w:t>Almacena fichas enriquecidas de propiedades con esquemas dinámicos, incluyendo coordenadas geográficas, colecciones de imágenes, amenidades y estadísticas de visualización integradas en un solo documento BSON sin requerir operaciones JOIN costosas.</w:t>
-        <w:br/>
-        <w:br/>
-        <w:t>Estructura del Documento BSON en MongoDB:</w:t>
-      </w:r>
-    </w:p>
-    <w:p>
-      <w:pPr>
-        <w:ind w:left="720"/>
-      </w:pPr>
-      <w:r>
-        <w:rPr>
-          <w:rFonts w:ascii="Consolas" w:hAnsi="Consolas"/>
-          <w:color w:val="19322F"/>
-          <w:sz w:val="19"/>
-        </w:rPr>
-        <w:t>{</w:t>
-        <w:br/>
-        <w:t xml:space="preserve">  "_id": "66a01b2c00000001",</w:t>
-        <w:br/>
-        <w:t xml:space="preserve">  "slug": "propiedad-casa-beverly-hills-1",</w:t>
-        <w:br/>
-        <w:t xml:space="preserve">  "title": "Casa Lujosa #1 en Beverly Hills",</w:t>
-        <w:br/>
-        <w:t xml:space="preserve">  "price": 5250000,</w:t>
-        <w:br/>
-        <w:t xml:space="preserve">  "status": "ACTIVE",</w:t>
-        <w:br/>
-        <w:t xml:space="preserve">  "specs": { "beds": 5, "baths": 4.5, "sqft": 4200, "garage_spaces": 3 },</w:t>
-        <w:br/>
-        <w:t xml:space="preserve">  "location": {</w:t>
-        <w:br/>
-        <w:t xml:space="preserve">    "city_state": "Beverly Hills, CA",</w:t>
-        <w:br/>
-        <w:t xml:space="preserve">    "address": "742 Luxury Avenue",</w:t>
-        <w:br/>
-        <w:t xml:space="preserve">    "coordinates": { "lat": 34.0736, "lng": -118.4004 }</w:t>
-        <w:br/>
-        <w:t xml:space="preserve">  },</w:t>
-        <w:br/>
-        <w:t xml:space="preserve">  "features": {</w:t>
-        <w:br/>
-        <w:t xml:space="preserve">    "amenities": ["Alberca Privada", "Casa Inteligente", "Vista al Mar", "Gimnasio Privado"],</w:t>
-        <w:br/>
-        <w:t xml:space="preserve">    "year_built": 2024</w:t>
-        <w:br/>
-        <w:t xml:space="preserve">  },</w:t>
-        <w:br/>
-        <w:t xml:space="preserve">  "analytics": { "views": 1420, "saved_in_favorites_count": 89 }</w:t>
-        <w:br/>
-        <w:t>}</w:t>
+        <w:t>2. Clave-Valor (Redis): Utilizado para la aceleración de caché de propiedades en memoria bajo la clave `all_properties_cache`.</w:t>
       </w:r>
     </w:p>
     <w:p>
       <w:pPr>
         <w:pStyle w:val="Heading2"/>
-        <w:spacing w:before="240" w:after="120"/>
+        <w:spacing w:before="280" w:after="120"/>
       </w:pPr>
       <w:r>
         <w:rPr>
           <w:b/>
           <w:color w:val="19322F"/>
-          <w:sz w:val="28"/>
+          <w:sz w:val="26"/>
         </w:rPr>
-        <w:t>5. Manejo de Restricciones (5 pts.)</w:t>
-      </w:r>
-    </w:p>
-    <w:p>
-      <w:r>
-        <w:t>El esquema PostgreSQL aplica estrictamente las 6 restricciones de integridad relacional:</w:t>
+        <w:t>Manejo de Restricciones (5 pts.)</w:t>
       </w:r>
     </w:p>
     <w:tbl>
@@ -534,7 +454,7 @@
                 <w:b/>
                 <w:color w:val="FFFFFF"/>
               </w:rPr>
-              <w:t>Sintaxis SQL</w:t>
+              <w:t>Código SQL</w:t>
             </w:r>
           </w:p>
         </w:tc>
@@ -637,7 +557,7 @@
           </w:tcPr>
           <w:p>
             <w:r>
-              <w:t>Asegura integridad referencial.</w:t>
+              <w:t>Integridad referencial con propietario.</w:t>
             </w:r>
           </w:p>
         </w:tc>
@@ -679,7 +599,7 @@
           </w:tcPr>
           <w:p>
             <w:r>
-              <w:t>Impide correos o slugs duplicados.</w:t>
+              <w:t>Evita correos o URLs duplicadas.</w:t>
             </w:r>
           </w:p>
         </w:tc>
@@ -725,7 +645,7 @@
           </w:tcPr>
           <w:p>
             <w:r>
-              <w:t>Evita datos faltantes o nulos.</w:t>
+              <w:t>Impide datos nulos o incompletos.</w:t>
             </w:r>
           </w:p>
         </w:tc>
@@ -813,7 +733,7 @@
           </w:tcPr>
           <w:p>
             <w:r>
-              <w:t>Asigna valor por defecto automático.</w:t>
+              <w:t>Asigna valor predeterminado automático.</w:t>
             </w:r>
           </w:p>
         </w:tc>
@@ -823,34 +743,29 @@
     <w:p>
       <w:pPr>
         <w:pStyle w:val="Heading2"/>
-        <w:spacing w:before="240" w:after="120"/>
+        <w:spacing w:before="280" w:after="120"/>
       </w:pPr>
       <w:r>
         <w:rPr>
           <w:b/>
           <w:color w:val="19322F"/>
-          <w:sz w:val="28"/>
+          <w:sz w:val="26"/>
         </w:rPr>
-        <w:t>6. Diccionario de Datos (10 pts.)</w:t>
-      </w:r>
-    </w:p>
-    <w:p>
-      <w:r>
-        <w:t>Estructura detallada de las tablas relacionales y colecciones NoSQL:</w:t>
+        <w:t>Diccionario de Datos en Forma de Tablas (10 pts.)</w:t>
       </w:r>
     </w:p>
     <w:p>
       <w:pPr>
         <w:pStyle w:val="Heading3"/>
-        <w:spacing w:before="240" w:after="120"/>
+        <w:spacing w:before="280" w:after="120"/>
       </w:pPr>
       <w:r>
         <w:rPr>
           <w:b/>
           <w:color w:val="5C706D"/>
-          <w:sz w:val="24"/>
+          <w:sz w:val="22"/>
         </w:rPr>
-        <w:t>Diccionario de Tabla Relacional: properties</w:t>
+        <w:t>Tabla Relacional: properties</w:t>
       </w:r>
     </w:p>
     <w:tbl>
@@ -895,7 +810,7 @@
                 <w:b/>
                 <w:color w:val="FFFFFF"/>
               </w:rPr>
-              <w:t>Tipo Dato</w:t>
+              <w:t>Tipo</w:t>
             </w:r>
           </w:p>
         </w:tc>
@@ -1110,7 +1025,7 @@
           </w:tcPr>
           <w:p>
             <w:r>
-              <w:t>URL amigable de la propiedad</w:t>
+              <w:t>URL amigable de propiedad</w:t>
             </w:r>
           </w:p>
         </w:tc>
@@ -1121,7 +1036,7 @@
           </w:tcPr>
           <w:p>
             <w:r>
-              <w:t>UNIQUE</w:t>
+              <w:t>UNIQUE, NOT NULL</w:t>
             </w:r>
           </w:p>
         </w:tc>
@@ -1183,7 +1098,7 @@
           </w:tcPr>
           <w:p>
             <w:r>
-              <w:t>Nombre de la residencia</w:t>
+              <w:t>Nombre del inmueble</w:t>
             </w:r>
           </w:p>
         </w:tc>
@@ -1334,7 +1249,7 @@
           </w:tcPr>
           <w:p>
             <w:r>
-              <w:t>Estado (ACTIVE, FOR SALE, FOR RENT)</w:t>
+              <w:t>Estado comercial</w:t>
             </w:r>
           </w:p>
         </w:tc>
@@ -1714,7 +1629,7 @@
           </w:tcPr>
           <w:p>
             <w:r>
-              <w:t>ID del usuario propietario</w:t>
+              <w:t>ID del propietario</w:t>
             </w:r>
           </w:p>
         </w:tc>
@@ -1735,113 +1650,78 @@
     <w:p>
       <w:pPr>
         <w:pStyle w:val="Heading2"/>
-        <w:spacing w:before="240" w:after="120"/>
+        <w:spacing w:before="280" w:after="120"/>
       </w:pPr>
       <w:r>
         <w:rPr>
           <w:b/>
           <w:color w:val="19322F"/>
-          <w:sz w:val="28"/>
+          <w:sz w:val="26"/>
         </w:rPr>
-        <w:t>7. Creación de las Bases de Datos (10 pts.)</w:t>
+        <w:t>Creación de las Bases de Datos e Inserción de Registros (15 pts.)</w:t>
       </w:r>
     </w:p>
     <w:p>
       <w:r>
-        <w:t>El proyecto cuenta con scripts automáticos DDL y DML para PostgreSQL y scripts de inicialización en MongoDB:</w:t>
+        <w:t>- Base de Datos Relacional (PostgreSQL): Creada mediante script DDL con 50 registros reales y coherentes por cada una de las 4 tablas (profiles, properties, user_favorites, appointments), alcanzando 200 registros.</w:t>
+        <w:br/>
+        <w:t>- Base de Datos No Relacional (MongoDB): Creada mediante script de colección e índices, poblada con 10,000 documentos BSON de analítica masiva en `mongodb_nosql_dataset.json`.</w:t>
       </w:r>
     </w:p>
     <w:p>
       <w:pPr>
         <w:pStyle w:val="Heading2"/>
-        <w:spacing w:before="240" w:after="120"/>
+        <w:spacing w:before="280" w:after="120"/>
       </w:pPr>
       <w:r>
         <w:rPr>
           <w:b/>
           <w:color w:val="19322F"/>
-          <w:sz w:val="28"/>
+          <w:sz w:val="26"/>
         </w:rPr>
-        <w:t>8. Inserción de Registros (15 pts.)</w:t>
+        <w:t>Script Completo y Copia de Seguridad / Backup (4 pts.)</w:t>
       </w:r>
     </w:p>
     <w:p>
       <w:r>
-        <w:t>Cumpliendo con los requisitos de volumen de datos:</w:t>
+        <w:t>Se adjuntan en la carpeta `Documentacion` los archivos correspondientes:</w:t>
         <w:br/>
-        <w:t>1. Base de Datos Relacional (PostgreSQL): Se generaron e insertaron 50 registros reales y coherentes por cada una de las 4 tablas (profiles, properties, user_favorites, appointments), sumando 200 tuplas relacionales.</w:t>
+        <w:t>- `schema_and_data_postgresql.sql`: Script DDL y DML relacional completo.</w:t>
         <w:br/>
-        <w:t>2. Base de Datos No Relacional (MongoDB): Se generaron e insertaron 10,000 documentos BSON completos con coordenadas, analítica y especificidades técnicas para pruebas de carga masiva.</w:t>
+        <w:t>- `mongodb_nosql_dataset.json`: Dataset BSON de 10,000 registros para MongoDB.</w:t>
       </w:r>
     </w:p>
     <w:p>
       <w:pPr>
         <w:pStyle w:val="Heading2"/>
-        <w:spacing w:before="240" w:after="120"/>
+        <w:spacing w:before="280" w:after="120"/>
       </w:pPr>
       <w:r>
         <w:rPr>
           <w:b/>
           <w:color w:val="19322F"/>
-          <w:sz w:val="28"/>
+          <w:sz w:val="26"/>
         </w:rPr>
-        <w:t>9. Archivos Adjuntos y Copia de Seguridad (4 pts.)</w:t>
+        <w:t>Proyecto Web con Conexión a Base de Datos (20 pts.)</w:t>
       </w:r>
     </w:p>
     <w:p>
       <w:r>
-        <w:t>Se incluyen en el entregable del proyecto los siguientes archivos ejecutables de respaldo:</w:t>
-        <w:br/>
-        <w:t>- schema_and_data_postgresql.sql: Script completo DDL de creación de tablas, llaves, restricciones e inserción de 50 registros por tabla.</w:t>
-        <w:br/>
-        <w:t>- mongodb_nosql_dataset.json: Dataset masivo JSON de 10,000 registros para importar directamente en MongoDB Atlas con mongoimport.</w:t>
+        <w:t>Aplicación web desarrollada en Next.js 16 (App Router), React 19, TypeScript y Tailwind CSS 4. Permite las operaciones CRUD completas (Agregar, Modificar, Eliminar y Buscar) con conexión directa a PostgreSQL (Supabase SDK) y Redis.</w:t>
       </w:r>
     </w:p>
     <w:p>
       <w:pPr>
         <w:pStyle w:val="Heading2"/>
-        <w:spacing w:before="240" w:after="120"/>
+        <w:spacing w:before="280" w:after="120"/>
       </w:pPr>
       <w:r>
         <w:rPr>
           <w:b/>
           <w:color w:val="19322F"/>
-          <w:sz w:val="28"/>
+          <w:sz w:val="26"/>
         </w:rPr>
-        <w:t>10. Proyecto Web Desarrollado con Conexión a BD (20 pts.)</w:t>
-      </w:r>
-    </w:p>
-    <w:p>
-      <w:r>
-        <w:t>La aplicación web fue construida utilizando la arquitectura moderna de desarrollo de software de Next.js 16 (App Router), React 19 y TypeScript.</w:t>
-        <w:br/>
-        <w:br/>
-        <w:t>Características de la Arquitectura:</w:t>
-        <w:br/>
-        <w:t>- Conexión a PostgreSQL: Mediante el cliente oficial de Supabase SDK, ejecutando consultas seguras.</w:t>
-        <w:br/>
-        <w:t>- Conexión NoSQL / Redis: Integración de cliente Redis para manejo de caché de propiedades en memoria.</w:t>
-        <w:br/>
-        <w:t>- Interfaz Gráfica de Alto Impacto: Construida con Tailwind CSS 4, componentes modulares y soporte multilenguaje (Español / Inglés).</w:t>
-      </w:r>
-    </w:p>
-    <w:p>
-      <w:pPr>
-        <w:pStyle w:val="Heading2"/>
-        <w:spacing w:before="240" w:after="120"/>
-      </w:pPr>
-      <w:r>
-        <w:rPr>
-          <w:b/>
-          <w:color w:val="19322F"/>
-          <w:sz w:val="28"/>
-        </w:rPr>
-        <w:t>11. Identificación de Objetos en la Base de Datos (10 pts.)</w:t>
-      </w:r>
-    </w:p>
-    <w:p>
-      <w:r>
-        <w:t>Matriz de objetos programados y su ubicación en el motor de base de datos:</w:t>
+        <w:t>Identificación de Objetos en la Base de Datos (10 pts.)</w:t>
       </w:r>
     </w:p>
     <w:tbl>
@@ -1929,7 +1809,7 @@
                 <w:b/>
                 <w:color w:val="FFFFFF"/>
               </w:rPr>
-              <w:t>Ubicación en el Motor</w:t>
+              <w:t>Ubicación Motor</w:t>
             </w:r>
           </w:p>
         </w:tc>
@@ -1981,7 +1861,7 @@
           </w:tcPr>
           <w:p>
             <w:r>
-              <w:t>Esquema public / pg_class</w:t>
+              <w:t>Schema public / pg_class</w:t>
             </w:r>
           </w:p>
         </w:tc>
@@ -2005,7 +1885,7 @@
           </w:tcPr>
           <w:p>
             <w:r>
-              <w:t>vw_active_properties</w:t>
+              <w:t>vw_active_properties_summary</w:t>
             </w:r>
           </w:p>
         </w:tc>
@@ -2016,7 +1896,7 @@
           </w:tcPr>
           <w:p>
             <w:r>
-              <w:t>Proporciona resumen acelerado de inmuebles activos</w:t>
+              <w:t>Proporciona resumen de inmuebles activos</w:t>
             </w:r>
           </w:p>
         </w:tc>
@@ -2027,7 +1907,7 @@
           </w:tcPr>
           <w:p>
             <w:r>
-              <w:t>properties</w:t>
+              <w:t>properties, profiles</w:t>
             </w:r>
           </w:p>
         </w:tc>
@@ -2038,7 +1918,7 @@
           </w:tcPr>
           <w:p>
             <w:r>
-              <w:t>Catálogo pg_views</w:t>
+              <w:t>pg_views</w:t>
             </w:r>
           </w:p>
         </w:tc>
@@ -2060,7 +1940,7 @@
           </w:tcPr>
           <w:p>
             <w:r>
-              <w:t>trg_update_timestamp</w:t>
+              <w:t>trg_properties_timestamp</w:t>
             </w:r>
           </w:p>
         </w:tc>
@@ -2070,7 +1950,7 @@
           </w:tcPr>
           <w:p>
             <w:r>
-              <w:t>Actualiza automáticamente fecha de modificación</w:t>
+              <w:t>Actualiza fecha de modificación automáticamente</w:t>
             </w:r>
           </w:p>
         </w:tc>
@@ -2080,7 +1960,7 @@
           </w:tcPr>
           <w:p>
             <w:r>
-              <w:t>properties, profiles</w:t>
+              <w:t>properties</w:t>
             </w:r>
           </w:p>
         </w:tc>
@@ -2090,7 +1970,7 @@
           </w:tcPr>
           <w:p>
             <w:r>
-              <w:t>Catálogo pg_trigger</w:t>
+              <w:t>pg_trigger</w:t>
             </w:r>
           </w:p>
         </w:tc>
@@ -2125,7 +2005,7 @@
           </w:tcPr>
           <w:p>
             <w:r>
-              <w:t>Calcula métricas de propiedades activas y en renta</w:t>
+              <w:t>Calcula totales de propiedades y valor acumulado</w:t>
             </w:r>
           </w:p>
         </w:tc>
@@ -2147,7 +2027,7 @@
           </w:tcPr>
           <w:p>
             <w:r>
-              <w:t>Catálogo pg_proc</w:t>
+              <w:t>pg_proc</w:t>
             </w:r>
           </w:p>
         </w:tc>
@@ -2199,7 +2079,7 @@
           </w:tcPr>
           <w:p>
             <w:r>
-              <w:t>Catálogo pg_proc</w:t>
+              <w:t>pg_proc</w:t>
             </w:r>
           </w:p>
         </w:tc>
@@ -2223,7 +2103,7 @@
           </w:tcPr>
           <w:p>
             <w:r>
-              <w:t>idx_prop_slug</w:t>
+              <w:t>idx_properties_slug</w:t>
             </w:r>
           </w:p>
         </w:tc>
@@ -2234,7 +2114,7 @@
           </w:tcPr>
           <w:p>
             <w:r>
-              <w:t>Acelera búsquedas por URL amigable en O(log N)</w:t>
+              <w:t>Acelera búsquedas por URL en O(log N)</w:t>
             </w:r>
           </w:p>
         </w:tc>
@@ -2256,7 +2136,7 @@
           </w:tcPr>
           <w:p>
             <w:r>
-              <w:t>Catálogo pg_am</w:t>
+              <w:t>pg_am</w:t>
             </w:r>
           </w:p>
         </w:tc>
@@ -2266,29 +2146,212 @@
     <w:p>
       <w:pPr>
         <w:pStyle w:val="Heading2"/>
-        <w:spacing w:before="240" w:after="120"/>
+        <w:spacing w:before="280" w:after="120"/>
       </w:pPr>
       <w:r>
         <w:rPr>
           <w:b/>
           <w:color w:val="19322F"/>
-          <w:sz w:val="28"/>
+          <w:sz w:val="26"/>
         </w:rPr>
-        <w:t>12. Funcionalidad de la Aplicación con Capturas (10 pts.)</w:t>
+        <w:t>Funcionalidad de la Aplicación con Descripción e Imágenes (10 pts.)</w:t>
       </w:r>
     </w:p>
     <w:p>
       <w:r>
-        <w:t>Muestra detallada del sistema en funcionamiento:</w:t>
-        <w:br/>
-        <w:br/>
-        <w:t>1. Pantalla Principal (Landing Page): Buscador de propiedades con selección rápida por categorías (Casas, Departamentos, Villas, Penthouses), catálogo traducido al español e integración del modal de filtros.</w:t>
-        <w:br/>
-        <w:t>2. Catálogo General de Propiedades (/properties): Vista de cuadrícula responsiva con tarjetas detallando recámaras, baños, superficie en m², insignias de estado (EN RENTA / EXCLUSIVO) y botón independiente de favoritas.</w:t>
-        <w:br/>
-        <w:t>3. Vista de Favoritos (/favorites): Módulo que sincroniza en tiempo real las propiedades guardadas por el usuario, con ordenamiento por precio y vista en lista o cuadrícula.</w:t>
-        <w:br/>
-        <w:t>4. Panel Administrativo (/admin/properties): Dashboard de gestión con KPIs dinámicos, tabla interactiva de inmuebles y gestión de estados.</w:t>
+        <w:t>A continuación se presentan las capturas de pantalla de la aplicación web demostrando su funcionalidad operativa:</w:t>
+      </w:r>
+    </w:p>
+    <w:p>
+      <w:pPr>
+        <w:spacing w:before="200" w:after="80"/>
+      </w:pPr>
+      <w:r>
+        <w:t>Figura 1. Pantalla Principal (Landing Page) con Buscador Multicriterio y Filtros por Categorías.</w:t>
+      </w:r>
+    </w:p>
+    <w:p>
+      <w:pPr>
+        <w:spacing w:before="40" w:after="240"/>
+        <w:jc w:val="center"/>
+      </w:pPr>
+      <w:r>
+        <w:drawing>
+          <wp:inline xmlns:a="http://schemas.openxmlformats.org/drawingml/2006/main" xmlns:pic="http://schemas.openxmlformats.org/drawingml/2006/picture">
+            <wp:extent cx="5303520" cy="3314700"/>
+            <wp:docPr id="1" name="Picture 1"/>
+            <wp:cNvGraphicFramePr>
+              <a:graphicFrameLocks noChangeAspect="1"/>
+            </wp:cNvGraphicFramePr>
+            <a:graphic>
+              <a:graphicData uri="http://schemas.openxmlformats.org/drawingml/2006/picture">
+                <pic:pic>
+                  <pic:nvPicPr>
+                    <pic:cNvPr id="0" name="cap_home.png"/>
+                    <pic:cNvPicPr/>
+                  </pic:nvPicPr>
+                  <pic:blipFill>
+                    <a:blip r:embed="rId9"/>
+                    <a:stretch>
+                      <a:fillRect/>
+                    </a:stretch>
+                  </pic:blipFill>
+                  <pic:spPr>
+                    <a:xfrm>
+                      <a:off x="0" y="0"/>
+                      <a:ext cx="5303520" cy="3314700"/>
+                    </a:xfrm>
+                    <a:prstGeom prst="rect"/>
+                  </pic:spPr>
+                </pic:pic>
+              </a:graphicData>
+            </a:graphic>
+          </wp:inline>
+        </w:drawing>
+      </w:r>
+    </w:p>
+    <w:p>
+      <w:pPr>
+        <w:spacing w:before="200" w:after="80"/>
+      </w:pPr>
+      <w:r>
+        <w:t>Figura 2. Catálogo General de Propiedades (/properties) mostrando los contadores dinámicos y muestras del Dataset NoSQL.</w:t>
+      </w:r>
+    </w:p>
+    <w:p>
+      <w:pPr>
+        <w:spacing w:before="40" w:after="240"/>
+        <w:jc w:val="center"/>
+      </w:pPr>
+      <w:r>
+        <w:drawing>
+          <wp:inline xmlns:a="http://schemas.openxmlformats.org/drawingml/2006/main" xmlns:pic="http://schemas.openxmlformats.org/drawingml/2006/picture">
+            <wp:extent cx="5303520" cy="3314700"/>
+            <wp:docPr id="2" name="Picture 2"/>
+            <wp:cNvGraphicFramePr>
+              <a:graphicFrameLocks noChangeAspect="1"/>
+            </wp:cNvGraphicFramePr>
+            <a:graphic>
+              <a:graphicData uri="http://schemas.openxmlformats.org/drawingml/2006/picture">
+                <pic:pic>
+                  <pic:nvPicPr>
+                    <pic:cNvPr id="0" name="cap_catalog.png"/>
+                    <pic:cNvPicPr/>
+                  </pic:nvPicPr>
+                  <pic:blipFill>
+                    <a:blip r:embed="rId10"/>
+                    <a:stretch>
+                      <a:fillRect/>
+                    </a:stretch>
+                  </pic:blipFill>
+                  <pic:spPr>
+                    <a:xfrm>
+                      <a:off x="0" y="0"/>
+                      <a:ext cx="5303520" cy="3314700"/>
+                    </a:xfrm>
+                    <a:prstGeom prst="rect"/>
+                  </pic:spPr>
+                </pic:pic>
+              </a:graphicData>
+            </a:graphic>
+          </wp:inline>
+        </w:drawing>
+      </w:r>
+    </w:p>
+    <w:p>
+      <w:pPr>
+        <w:spacing w:before="200" w:after="80"/>
+      </w:pPr>
+      <w:r>
+        <w:t>Figura 3. Módulo de Propiedades Favoritas (/favorites) con sincronización e inmunización acumulativa.</w:t>
+      </w:r>
+    </w:p>
+    <w:p>
+      <w:pPr>
+        <w:spacing w:before="40" w:after="240"/>
+        <w:jc w:val="center"/>
+      </w:pPr>
+      <w:r>
+        <w:drawing>
+          <wp:inline xmlns:a="http://schemas.openxmlformats.org/drawingml/2006/main" xmlns:pic="http://schemas.openxmlformats.org/drawingml/2006/picture">
+            <wp:extent cx="5303520" cy="3314700"/>
+            <wp:docPr id="3" name="Picture 3"/>
+            <wp:cNvGraphicFramePr>
+              <a:graphicFrameLocks noChangeAspect="1"/>
+            </wp:cNvGraphicFramePr>
+            <a:graphic>
+              <a:graphicData uri="http://schemas.openxmlformats.org/drawingml/2006/picture">
+                <pic:pic>
+                  <pic:nvPicPr>
+                    <pic:cNvPr id="0" name="cap_favorites.png"/>
+                    <pic:cNvPicPr/>
+                  </pic:nvPicPr>
+                  <pic:blipFill>
+                    <a:blip r:embed="rId11"/>
+                    <a:stretch>
+                      <a:fillRect/>
+                    </a:stretch>
+                  </pic:blipFill>
+                  <pic:spPr>
+                    <a:xfrm>
+                      <a:off x="0" y="0"/>
+                      <a:ext cx="5303520" cy="3314700"/>
+                    </a:xfrm>
+                    <a:prstGeom prst="rect"/>
+                  </pic:spPr>
+                </pic:pic>
+              </a:graphicData>
+            </a:graphic>
+          </wp:inline>
+        </w:drawing>
+      </w:r>
+    </w:p>
+    <w:p>
+      <w:pPr>
+        <w:spacing w:before="200" w:after="80"/>
+      </w:pPr>
+      <w:r>
+        <w:t>Figura 4. Panel Administrativo de Diagnóstico BD (/admin/database) mostrando objetos de base de datos y diccionario.</w:t>
+      </w:r>
+    </w:p>
+    <w:p>
+      <w:pPr>
+        <w:spacing w:before="40" w:after="240"/>
+        <w:jc w:val="center"/>
+      </w:pPr>
+      <w:r>
+        <w:drawing>
+          <wp:inline xmlns:a="http://schemas.openxmlformats.org/drawingml/2006/main" xmlns:pic="http://schemas.openxmlformats.org/drawingml/2006/picture">
+            <wp:extent cx="5303520" cy="3314700"/>
+            <wp:docPr id="4" name="Picture 4"/>
+            <wp:cNvGraphicFramePr>
+              <a:graphicFrameLocks noChangeAspect="1"/>
+            </wp:cNvGraphicFramePr>
+            <a:graphic>
+              <a:graphicData uri="http://schemas.openxmlformats.org/drawingml/2006/picture">
+                <pic:pic>
+                  <pic:nvPicPr>
+                    <pic:cNvPr id="0" name="cap_admin_db.png"/>
+                    <pic:cNvPicPr/>
+                  </pic:nvPicPr>
+                  <pic:blipFill>
+                    <a:blip r:embed="rId12"/>
+                    <a:stretch>
+                      <a:fillRect/>
+                    </a:stretch>
+                  </pic:blipFill>
+                  <pic:spPr>
+                    <a:xfrm>
+                      <a:off x="0" y="0"/>
+                      <a:ext cx="5303520" cy="3314700"/>
+                    </a:xfrm>
+                    <a:prstGeom prst="rect"/>
+                  </pic:spPr>
+                </pic:pic>
+              </a:graphicData>
+            </a:graphic>
+          </wp:inline>
+        </w:drawing>
       </w:r>
     </w:p>
     <w:p>
@@ -2299,7 +2362,7 @@
     <w:p>
       <w:pPr>
         <w:pStyle w:val="Heading1"/>
-        <w:spacing w:before="240" w:after="120"/>
+        <w:spacing w:before="280" w:after="120"/>
       </w:pPr>
       <w:r>
         <w:rPr>
@@ -2312,31 +2375,40 @@
     </w:p>
     <w:p>
       <w:pPr>
-        <w:spacing w:line="312" w:lineRule="auto"/>
         <w:ind w:left="720" w:hanging="720"/>
       </w:pPr>
-    </w:p>
-    <w:p>
       <w:r>
         <w:t>Chodorow, C. (2013). MongoDB: The Definitive Guide (2.ª ed.). O'Reilly Media.</w:t>
       </w:r>
     </w:p>
     <w:p>
+      <w:pPr>
+        <w:ind w:left="720" w:hanging="720"/>
+      </w:pPr>
       <w:r>
         <w:t>Date, C. J. (2004). An Introduction to Database Systems (8.ª ed.). Addison-Wesley.</w:t>
       </w:r>
     </w:p>
     <w:p>
+      <w:pPr>
+        <w:ind w:left="720" w:hanging="720"/>
+      </w:pPr>
       <w:r>
-        <w:t>Elmasri, R., &amp; Navathe, S. B. (2017). Fundamentos de Sistemas de Bases de Datos (7.ª ed.). Pearson Educación. (Libro de texto principal)</w:t>
+        <w:t>Elmasri, R., &amp; Navathe, S. B. (2017). Fundamentos de Sistemas de Bases de Datos (7.ª ed.). Pearson Educación.</w:t>
       </w:r>
     </w:p>
     <w:p>
+      <w:pPr>
+        <w:ind w:left="720" w:hanging="720"/>
+      </w:pPr>
       <w:r>
         <w:t>PostgreSQL Global Development Group. (2026). PostgreSQL 16.0 Documentation. PostgreSQL.org. https://www.postgresql.org/docs/16/</w:t>
       </w:r>
     </w:p>
     <w:p>
+      <w:pPr>
+        <w:ind w:left="720" w:hanging="720"/>
+      </w:pPr>
       <w:r>
         <w:t>Silberschatz, A., Korth, H. F., &amp; Sudarshan, S. (2020). Database System Concepts (7.ª ed.). McGraw-Hill Education.</w:t>
       </w:r>
